--- a/Kim11-2-2-Denge-Sureci.docx
+++ b/Kim11-2-2-Denge-Sureci.docx
@@ -72,7 +72,7 @@
                 <w:rFonts w:ascii="Times New Roman" w:hAnsi="Times New Roman" w:cs="Times New Roman"/>
                 <w:lang w:val="tr-TR"/>
               </w:rPr>
-              <w:t xml:space="preserve">GÖRSEL ALANI (Shutterstock’tan seçilecek)</w:t>
+              <w:t xml:space="preserve">GÖRSEL ALANI (Shutterstock)</w:t>
             </w:r>
           </w:p>
           <w:p>
@@ -104,23 +104,7 @@
                 <w:rFonts w:ascii="Times New Roman" w:hAnsi="Times New Roman" w:cs="Times New Roman"/>
                 <w:lang w:val="tr-TR"/>
               </w:rPr>
-              <w:t xml:space="preserve">Shutterstock arama: “water droplets inside closed bottle condensation”</w:t>
-            </w:r>
-          </w:p>
-          <w:p>
-            <w:pPr>
-              <w:jc w:val="both"/>
-              <w:rPr>
-                <w:rFonts w:ascii="Times New Roman" w:hAnsi="Times New Roman" w:cs="Times New Roman"/>
-                <w:lang w:val="tr-TR"/>
-              </w:rPr>
-            </w:pPr>
-            <w:r>
-              <w:rPr>
-                <w:rFonts w:ascii="Times New Roman" w:hAnsi="Times New Roman" w:cs="Times New Roman"/>
-                <w:lang w:val="tr-TR"/>
-              </w:rPr>
-              <w:t xml:space="preserve">Shutter ID: ……………</w:t>
+              <w:t xml:space="preserve">Shutter ID: 1051268363 (fotoğraf) — Water condensation in a bottle</w:t>
             </w:r>
           </w:p>
         </w:tc>

--- a/Kim11-2-2-Denge-Sureci.docx
+++ b/Kim11-2-2-Denge-Sureci.docx
@@ -2668,6 +2668,213 @@
     </w:p>
     <w:p>
       <w:pPr>
+        <w:jc w:val="both"/>
+        <w:rPr>
+          <w:rFonts w:ascii="Times New Roman" w:hAnsi="Times New Roman" w:cs="Times New Roman"/>
+          <w:lang w:val="tr-TR"/>
+        </w:rPr>
+      </w:pPr>
+      <w:r>
+        <w:rPr>
+          <w:rFonts w:ascii="Times New Roman" w:hAnsi="Times New Roman" w:cs="Times New Roman"/>
+          <w:lang w:val="tr-TR"/>
+        </w:rPr>
+        <w:t xml:space="preserve">Açık bir sistemde maddeler ve enerji çevreyle sürekli alışveriş içinde olduğundan ürünlerden biri (özellikle gaz olan) ortamdan uzaklaşabilir ve geri tepkime yeterince gerçekleşemez. Bu nedenle fiziksel ve kimyasal dengeler ancak kapalı sistemlerde kurulur. Kapalı sistemde denge kurulduğunda sıcaklık, basınç ve derişimler sabit kalır.</w:t>
+      </w:r>
+    </w:p>
+    <w:p>
+      <w:pPr>
+        <w:jc w:val="both"/>
+        <w:rPr>
+          <w:rFonts w:ascii="Times New Roman" w:hAnsi="Times New Roman" w:cs="Times New Roman"/>
+          <w:lang w:val="tr-TR"/>
+        </w:rPr>
+      </w:pPr>
+      <w:r>
+        <w:rPr>
+          <w:rFonts w:ascii="Times New Roman" w:hAnsi="Times New Roman" w:cs="Times New Roman"/>
+          <w:lang w:val="tr-TR"/>
+        </w:rPr>
+        <w:t xml:space="preserve">Tepkenlerden biri saf katı olan bir dengede hızların değişimi farklıdır. Kapalı bir kapta yalnızca CaCO</w:t>
+      </w:r>
+      <w:r>
+        <w:rPr>
+          <w:rFonts w:ascii="Times New Roman" w:hAnsi="Times New Roman" w:cs="Times New Roman"/>
+          <w:vertAlign w:val="subscript"/>
+          <w:lang w:val="tr-TR"/>
+        </w:rPr>
+        <w:t xml:space="preserve">3</w:t>
+      </w:r>
+      <w:r>
+        <w:rPr>
+          <w:rFonts w:ascii="Times New Roman" w:hAnsi="Times New Roman" w:cs="Times New Roman"/>
+          <w:lang w:val="tr-TR"/>
+        </w:rPr>
+        <w:t xml:space="preserve"> katısı ısıtılarak başlatılan CaCO</w:t>
+      </w:r>
+      <w:r>
+        <w:rPr>
+          <w:rFonts w:ascii="Times New Roman" w:hAnsi="Times New Roman" w:cs="Times New Roman"/>
+          <w:vertAlign w:val="subscript"/>
+          <w:lang w:val="tr-TR"/>
+        </w:rPr>
+        <w:t xml:space="preserve">3</w:t>
+      </w:r>
+      <w:r>
+        <w:rPr>
+          <w:rFonts w:ascii="Times New Roman" w:hAnsi="Times New Roman" w:cs="Times New Roman"/>
+          <w:lang w:val="tr-TR"/>
+        </w:rPr>
+        <w:t xml:space="preserve">(k) ⇌ CaO(k) + CO</w:t>
+      </w:r>
+      <w:r>
+        <w:rPr>
+          <w:rFonts w:ascii="Times New Roman" w:hAnsi="Times New Roman" w:cs="Times New Roman"/>
+          <w:vertAlign w:val="subscript"/>
+          <w:lang w:val="tr-TR"/>
+        </w:rPr>
+        <w:t xml:space="preserve">2</w:t>
+      </w:r>
+      <w:r>
+        <w:rPr>
+          <w:rFonts w:ascii="Times New Roman" w:hAnsi="Times New Roman" w:cs="Times New Roman"/>
+          <w:lang w:val="tr-TR"/>
+        </w:rPr>
+        <w:t xml:space="preserve">(g) tepkimesinde katının derişimi (birim hacmindeki madde miktarı) katı harcandıkça değişmez. Bu nedenle sıcaklık sabitken ileri tepkime hızı başlangıçtan itibaren sabit kalır. Başlangıçta kapta CO</w:t>
+      </w:r>
+      <w:r>
+        <w:rPr>
+          <w:rFonts w:ascii="Times New Roman" w:hAnsi="Times New Roman" w:cs="Times New Roman"/>
+          <w:vertAlign w:val="subscript"/>
+          <w:lang w:val="tr-TR"/>
+        </w:rPr>
+        <w:t xml:space="preserve">2</w:t>
+      </w:r>
+      <w:r>
+        <w:rPr>
+          <w:rFonts w:ascii="Times New Roman" w:hAnsi="Times New Roman" w:cs="Times New Roman"/>
+          <w:lang w:val="tr-TR"/>
+        </w:rPr>
+        <w:t xml:space="preserve"> bulunmadığı için geri tepkime hızı sıfırdır; CO</w:t>
+      </w:r>
+      <w:r>
+        <w:rPr>
+          <w:rFonts w:ascii="Times New Roman" w:hAnsi="Times New Roman" w:cs="Times New Roman"/>
+          <w:vertAlign w:val="subscript"/>
+          <w:lang w:val="tr-TR"/>
+        </w:rPr>
+        <w:t xml:space="preserve">2</w:t>
+      </w:r>
+      <w:r>
+        <w:rPr>
+          <w:rFonts w:ascii="Times New Roman" w:hAnsi="Times New Roman" w:cs="Times New Roman"/>
+          <w:lang w:val="tr-TR"/>
+        </w:rPr>
+        <w:t xml:space="preserve"> derişimi arttıkça geri tepkime hızı artar ve ileri tepkime hızına eşit olduğunda denge kurulur (Grafik C).</w:t>
+      </w:r>
+    </w:p>
+    <w:p xmlns:a="http://schemas.openxmlformats.org/drawingml/2006/main" xmlns:pic="http://schemas.openxmlformats.org/drawingml/2006/picture">
+      <w:pPr>
+        <w:jc w:val="center"/>
+        <w:rPr>
+          <w:rFonts w:ascii="Times New Roman" w:hAnsi="Times New Roman" w:cs="Times New Roman"/>
+          <w:lang w:val="tr-TR"/>
+        </w:rPr>
+      </w:pPr>
+      <w:r>
+        <w:drawing>
+          <wp:inline distT="0" distB="0" distL="0" distR="0">
+            <wp:extent cx="4680000" cy="2620800"/>
+            <wp:docPr id="900009" name="Grafik 900009" descr="Heterojen denge hız-zaman grafiği"/>
+            <wp:cNvGraphicFramePr>
+              <a:graphicFrameLocks noChangeAspect="1"/>
+            </wp:cNvGraphicFramePr>
+            <a:graphic>
+              <a:graphicData uri="http://schemas.openxmlformats.org/drawingml/2006/picture">
+                <pic:pic>
+                  <pic:nvPicPr>
+                    <pic:cNvPr id="900009" name="k11_900009.png"/>
+                    <pic:cNvPicPr/>
+                  </pic:nvPicPr>
+                  <pic:blipFill>
+                    <a:blip r:embed="rIdK5"/>
+                    <a:stretch>
+                      <a:fillRect/>
+                    </a:stretch>
+                  </pic:blipFill>
+                  <pic:spPr>
+                    <a:xfrm>
+                      <a:off x="0" y="0"/>
+                      <a:ext cx="4680000" cy="2620800"/>
+                    </a:xfrm>
+                    <a:prstGeom prst="rect">
+                      <a:avLst/>
+                    </a:prstGeom>
+                  </pic:spPr>
+                </pic:pic>
+              </a:graphicData>
+            </a:graphic>
+          </wp:inline>
+        </w:drawing>
+      </w:r>
+    </w:p>
+    <w:p>
+      <w:pPr>
+        <w:jc w:val="center"/>
+        <w:rPr>
+          <w:rFonts w:ascii="Times New Roman" w:hAnsi="Times New Roman" w:cs="Times New Roman"/>
+          <w:lang w:val="tr-TR"/>
+        </w:rPr>
+      </w:pPr>
+      <w:r>
+        <w:rPr>
+          <w:rFonts w:ascii="Times New Roman" w:hAnsi="Times New Roman" w:cs="Times New Roman"/>
+          <w:b/>
+          <w:bCs/>
+          <w:lang w:val="tr-TR"/>
+        </w:rPr>
+        <w:t xml:space="preserve">Grafik C:</w:t>
+      </w:r>
+      <w:r>
+        <w:rPr>
+          <w:rFonts w:ascii="Times New Roman" w:hAnsi="Times New Roman" w:cs="Times New Roman"/>
+          <w:lang w:val="tr-TR"/>
+        </w:rPr>
+        <w:t xml:space="preserve"> CaCO</w:t>
+      </w:r>
+      <w:r>
+        <w:rPr>
+          <w:rFonts w:ascii="Times New Roman" w:hAnsi="Times New Roman" w:cs="Times New Roman"/>
+          <w:vertAlign w:val="subscript"/>
+          <w:lang w:val="tr-TR"/>
+        </w:rPr>
+        <w:t xml:space="preserve">3</w:t>
+      </w:r>
+      <w:r>
+        <w:rPr>
+          <w:rFonts w:ascii="Times New Roman" w:hAnsi="Times New Roman" w:cs="Times New Roman"/>
+          <w:lang w:val="tr-TR"/>
+        </w:rPr>
+        <w:t xml:space="preserve">(k) ⇌ CaO(k) + CO</w:t>
+      </w:r>
+      <w:r>
+        <w:rPr>
+          <w:rFonts w:ascii="Times New Roman" w:hAnsi="Times New Roman" w:cs="Times New Roman"/>
+          <w:vertAlign w:val="subscript"/>
+          <w:lang w:val="tr-TR"/>
+        </w:rPr>
+        <w:t xml:space="preserve">2</w:t>
+      </w:r>
+      <w:r>
+        <w:rPr>
+          <w:rFonts w:ascii="Times New Roman" w:hAnsi="Times New Roman" w:cs="Times New Roman"/>
+          <w:lang w:val="tr-TR"/>
+        </w:rPr>
+        <w:t xml:space="preserve">(g) tepkimesinde ileri ve geri tepkime hızlarının zamanla değişimi</w:t>
+      </w:r>
+    </w:p>
+    <w:p>
+      <w:pPr>
         <w:keepNext/>
         <w:shd w:val="clear" w:color="auto" w:fill="92D050"/>
         <w:jc w:val="both"/>
@@ -2925,7 +3132,7 @@
                 <wp:extent cx="5538486" cy="0"/>
                 <wp:effectExtent l="0" t="12700" r="24130" b="12700"/>
                 <wp:wrapNone/>
-                <wp:docPr id="900009" name="Straight Connector 1"/>
+                <wp:docPr id="900010" name="Straight Connector 1"/>
                 <wp:cNvGraphicFramePr/>
                 <a:graphic xmlns:a="http://schemas.openxmlformats.org/drawingml/2006/main">
                   <a:graphicData uri="http://schemas.microsoft.com/office/word/2010/wordprocessingShape">
@@ -3532,6 +3739,102 @@
     </w:p>
     <w:p>
       <w:pPr>
+        <w:jc w:val="both"/>
+        <w:rPr>
+          <w:rFonts w:ascii="Times New Roman" w:hAnsi="Times New Roman" w:cs="Times New Roman"/>
+          <w:lang w:val="tr-TR"/>
+        </w:rPr>
+      </w:pPr>
+      <w:r>
+        <w:rPr>
+          <w:rFonts w:ascii="Times New Roman" w:hAnsi="Times New Roman" w:cs="Times New Roman"/>
+          <w:lang w:val="tr-TR"/>
+        </w:rPr>
+        <w:t xml:space="preserve">4. Boş ve kapalı bir kaba bir miktar NH</w:t>
+      </w:r>
+      <w:r>
+        <w:rPr>
+          <w:rFonts w:ascii="Times New Roman" w:hAnsi="Times New Roman" w:cs="Times New Roman"/>
+          <w:vertAlign w:val="subscript"/>
+          <w:lang w:val="tr-TR"/>
+        </w:rPr>
+        <w:t xml:space="preserve">4</w:t>
+      </w:r>
+      <w:r>
+        <w:rPr>
+          <w:rFonts w:ascii="Times New Roman" w:hAnsi="Times New Roman" w:cs="Times New Roman"/>
+          <w:lang w:val="tr-TR"/>
+        </w:rPr>
+        <w:t xml:space="preserve">Cl katısı konularak sabit sıcaklıkta NH</w:t>
+      </w:r>
+      <w:r>
+        <w:rPr>
+          <w:rFonts w:ascii="Times New Roman" w:hAnsi="Times New Roman" w:cs="Times New Roman"/>
+          <w:vertAlign w:val="subscript"/>
+          <w:lang w:val="tr-TR"/>
+        </w:rPr>
+        <w:t xml:space="preserve">4</w:t>
+      </w:r>
+      <w:r>
+        <w:rPr>
+          <w:rFonts w:ascii="Times New Roman" w:hAnsi="Times New Roman" w:cs="Times New Roman"/>
+          <w:lang w:val="tr-TR"/>
+        </w:rPr>
+        <w:t xml:space="preserve">Cl(k) ⇌ NH</w:t>
+      </w:r>
+      <w:r>
+        <w:rPr>
+          <w:rFonts w:ascii="Times New Roman" w:hAnsi="Times New Roman" w:cs="Times New Roman"/>
+          <w:vertAlign w:val="subscript"/>
+          <w:lang w:val="tr-TR"/>
+        </w:rPr>
+        <w:t xml:space="preserve">3</w:t>
+      </w:r>
+      <w:r>
+        <w:rPr>
+          <w:rFonts w:ascii="Times New Roman" w:hAnsi="Times New Roman" w:cs="Times New Roman"/>
+          <w:lang w:val="tr-TR"/>
+        </w:rPr>
+        <w:t xml:space="preserve">(g) + HCl(g) dengesi kuruluyor. İleri ve geri tepkime hızlarının dengeye ulaşıncaya kadar zamanla değişimini gösteren grafiği çiziniz. İleri tepkime hızının neden değişmediğini açıklayınız.</w:t>
+      </w:r>
+    </w:p>
+    <w:tbl>
+      <w:tblPr>
+        <w:tblW w:w="9000" w:type="dxa"/>
+        <w:jc w:val="center"/>
+        <w:tblBorders>
+          <w:top w:val="single" w:sz="8" w:space="0" w:color="7F7F7F"/>
+          <w:left w:val="single" w:sz="8" w:space="0" w:color="7F7F7F"/>
+          <w:bottom w:val="single" w:sz="8" w:space="0" w:color="7F7F7F"/>
+          <w:right w:val="single" w:sz="8" w:space="0" w:color="7F7F7F"/>
+        </w:tblBorders>
+      </w:tblPr>
+      <w:tblGrid>
+        <w:gridCol w:w="9000"/>
+      </w:tblGrid>
+      <w:tr>
+        <w:trPr>
+          <w:trHeight w:val="2200"/>
+        </w:trPr>
+        <w:tc>
+          <w:tcPr>
+            <w:tcW w:w="9000" w:type="dxa"/>
+          </w:tcPr>
+          <w:p/>
+        </w:tc>
+      </w:tr>
+    </w:tbl>
+    <w:p>
+      <w:pPr>
+        <w:jc w:val="both"/>
+        <w:rPr>
+          <w:rFonts w:ascii="Times New Roman" w:hAnsi="Times New Roman" w:cs="Times New Roman"/>
+          <w:lang w:val="tr-TR"/>
+        </w:rPr>
+      </w:pPr>
+    </w:p>
+    <w:p>
+      <w:pPr>
         <w:pStyle w:val="ListParagraph"/>
         <w:ind w:left="1080"/>
         <w:jc w:val="both"/>
@@ -3559,7 +3862,7 @@
                 <wp:extent cx="5538486" cy="0"/>
                 <wp:effectExtent l="0" t="12700" r="24130" b="12700"/>
                 <wp:wrapNone/>
-                <wp:docPr id="900010" name="Straight Connector 1"/>
+                <wp:docPr id="900011" name="Straight Connector 1"/>
                 <wp:cNvGraphicFramePr/>
                 <a:graphic xmlns:a="http://schemas.openxmlformats.org/drawingml/2006/main">
                   <a:graphicData uri="http://schemas.microsoft.com/office/word/2010/wordprocessingShape">
@@ -3658,7 +3961,7 @@
                 <wp:extent cx="1955800" cy="615950"/>
                 <wp:effectExtent l="0" t="0" r="12700" b="19050"/>
                 <wp:wrapTopAndBottom/>
-                <wp:docPr id="900011" name="Rectangle 7"/>
+                <wp:docPr id="900012" name="Rectangle 7"/>
                 <wp:cNvGraphicFramePr/>
                 <a:graphic xmlns:a="http://schemas.openxmlformats.org/drawingml/2006/main">
                   <a:graphicData uri="http://schemas.microsoft.com/office/word/2010/wordprocessingShape">

--- a/Kim11-2-2-Denge-Sureci.docx
+++ b/Kim11-2-2-Denge-Sureci.docx
@@ -268,7 +268,7 @@
       <w:r>
         <w:drawing>
           <wp:inline distT="0" distB="0" distL="0" distR="0">
-            <wp:extent cx="5760000" cy="1856000"/>
+            <wp:extent cx="5760000" cy="2069150"/>
             <wp:docPr id="900001" name="Grafik 900001" descr="Farklı zamanlarda tanecik görüntüleri"/>
             <wp:cNvGraphicFramePr>
               <a:graphicFrameLocks noChangeAspect="1"/>
@@ -289,7 +289,7 @@
                   <pic:spPr>
                     <a:xfrm>
                       <a:off x="0" y="0"/>
-                      <a:ext cx="5760000" cy="1856000"/>
+                      <a:ext cx="5760000" cy="2069150"/>
                     </a:xfrm>
                     <a:prstGeom prst="rect">
                       <a:avLst/>
@@ -370,33 +370,6 @@
           <w:lang w:val="tr-TR"/>
         </w:rPr>
         <w:t xml:space="preserve"> tanecikleri</w:t>
-      </w:r>
-    </w:p>
-    <w:p>
-      <w:pPr>
-        <w:jc w:val="both"/>
-        <w:rPr>
-          <w:rFonts w:ascii="Times New Roman" w:hAnsi="Times New Roman" w:cs="Times New Roman"/>
-          <w:lang w:val="tr-TR"/>
-        </w:rPr>
-      </w:pPr>
-      <w:r>
-        <w:rPr>
-          <w:rFonts w:ascii="Times New Roman" w:hAnsi="Times New Roman" w:cs="Times New Roman"/>
-          <w:b/>
-          <w:bCs/>
-          <w:highlight w:val="yellow"/>
-          <w:lang w:val="tr-TR"/>
-        </w:rPr>
-        <w:t xml:space="preserve">NOT: </w:t>
-      </w:r>
-      <w:r>
-        <w:rPr>
-          <w:rFonts w:ascii="Times New Roman" w:hAnsi="Times New Roman" w:cs="Times New Roman"/>
-          <w:highlight w:val="yellow"/>
-          <w:lang w:val="tr-TR"/>
-        </w:rPr>
-        <w:t xml:space="preserve">Taslak model; yayınevi tarafından Kimya9 molekül modelleri kullanılarak yeniden çizilebilir.</w:t>
       </w:r>
     </w:p>
     <w:p>

--- a/Kim11-2-2-Denge-Sureci.docx
+++ b/Kim11-2-2-Denge-Sureci.docx
@@ -2113,23 +2113,7 @@
           <w:rFonts w:ascii="Times New Roman" w:hAnsi="Times New Roman" w:cs="Times New Roman"/>
           <w:lang w:val="tr-TR"/>
         </w:rPr>
-        <w:t xml:space="preserve">Kapalı bir kapta tersinir bir tepkime başladığında başlangıçta yalnızca tepkenler bulunduğu için ileri tepkime hızı en yüksek, geri tepkime hızı ise sıfırdır. Tepkime ilerledikçe tepken derişimi azaldığı için ileri tepkime hızı azalır; ürün derişimi arttığı için geri tepkime hızı artar. Bir süre sonra ileri ve geri tepkime hızları birbirine eşit olur (Grafik A). Bu andan itibaren birim zamanda oluşan ve harcanan madde miktarları eşit olduğundan tepken ve ürün derişimleri artık değişmez (Grafik B). İleri ve geri tepkime hızlarının eşit olduğu bu duruma </w:t>
-      </w:r>
-      <w:r>
-        <w:rPr>
-          <w:rFonts w:ascii="Times New Roman" w:hAnsi="Times New Roman" w:cs="Times New Roman"/>
-          <w:b/>
-          <w:bCs/>
-          <w:lang w:val="tr-TR"/>
-        </w:rPr>
-        <w:t xml:space="preserve">denge</w:t>
-      </w:r>
-      <w:r>
-        <w:rPr>
-          <w:rFonts w:ascii="Times New Roman" w:hAnsi="Times New Roman" w:cs="Times New Roman"/>
-          <w:lang w:val="tr-TR"/>
-        </w:rPr>
-        <w:t xml:space="preserve"> denir.</w:t>
+        <w:t xml:space="preserve">Analiz ve Keşif Atölyesi 2.2.’de tablodaki verilerden 80. saniyeden itibaren derişimlerin değişmediğini belirlediniz ve ileri ve geri tepkime hızlarının zamanla nasıl değişeceğini tahmin ederek grafiğe aktardınız. Bu tahminler şöyle açıklanabilir: Kapalı bir kapta tersinir bir tepkime başladığında başlangıçta yalnızca tepkenler bulunduğu için ileri tepkime hızı en yüksek, geri tepkime hızı ise sıfırdır. Tepkime ilerledikçe tepken derişimi azaldığı için ileri tepkime hızı azalır; ürün derişimi arttığı için geri tepkime hızı artar. Bir süre sonra ileri ve geri tepkime hızları birbirine eşit olur (Grafik A). Bu andan itibaren birim zamanda oluşan ve harcanan madde miktarları eşit olduğundan tepken ve ürün derişimleri artık değişmez (Grafik B). İleri ve geri tepkime hızlarının eşit olduğu bu duruma denge denir.</w:t>
       </w:r>
     </w:p>
     <w:p xmlns:a="http://schemas.openxmlformats.org/drawingml/2006/main" xmlns:pic="http://schemas.openxmlformats.org/drawingml/2006/picture">
@@ -2330,8 +2314,78 @@
           <w:rFonts w:ascii="Times New Roman" w:hAnsi="Times New Roman" w:cs="Times New Roman"/>
           <w:lang w:val="tr-TR"/>
         </w:rPr>
-        <w:t xml:space="preserve">Denge durumunda tepkime durmaz; ileri ve geri tepkimeler eşit hızla devam eder. Bu nedenle kimyasal dengeye </w:t>
-      </w:r>
+        <w:t xml:space="preserve">Derişimlerin değişmediği durumda tepkimenin durduğu söylenebilir mi? Etkinlikte tartıştığınız bu sorunun cevabı hız-zaman grafiğinde görülür: Dengede ileri ve geri tepkime hızları sıfıra inmez, yalnızca birbirine eşitlenir. Yani denge durumunda tepkime durmaz; ileri ve geri tepkimeler eşit hızla devam eder. Bu nedenle kimyasal dengeye dinamik denge denir. Denge durumunda renk, basınç, derişim gibi gözlenebilen (makroskobik) özellikler sabit kalır. Bir sistemin dengeye ulaşabilmesi için tepkimenin tersinir olması, sistemin kapalı olması ve sıcaklığın sabit tutulması gerekir. Dengeye, yalnızca tepkenlerden başlanarak da yalnızca ürünlerden başlanarak da ulaşılabilir.</w:t>
+      </w:r>
+    </w:p>
+    <w:p>
+      <w:pPr>
+        <w:jc w:val="both"/>
+        <w:rPr>
+          <w:rFonts w:ascii="Times New Roman" w:hAnsi="Times New Roman" w:cs="Times New Roman"/>
+          <w:lang w:val="tr-TR"/>
+        </w:rPr>
+      </w:pPr>
+      <w:r>
+        <w:rPr>
+          <w:rFonts w:ascii="Times New Roman" w:hAnsi="Times New Roman" w:cs="Times New Roman"/>
+          <w:lang w:val="tr-TR"/>
+        </w:rPr>
+        <w:t xml:space="preserve">Konunun girişindeki ağzı kapalı su şişesini yeniden düşününüz. Şişedeki su seviyesinin sabit kalması, Analiz ve Keşif Atölyesi 2.2.’deki N</w:t>
+      </w:r>
+      <w:r>
+        <w:rPr>
+          <w:rFonts w:ascii="Times New Roman" w:hAnsi="Times New Roman" w:cs="Times New Roman"/>
+          <w:lang w:val="tr-TR"/>
+          <w:vertAlign w:val="subscript"/>
+        </w:rPr>
+        <w:t xml:space="preserve">2</w:t>
+      </w:r>
+      <w:r>
+        <w:rPr>
+          <w:rFonts w:ascii="Times New Roman" w:hAnsi="Times New Roman" w:cs="Times New Roman"/>
+          <w:lang w:val="tr-TR"/>
+        </w:rPr>
+        <w:t xml:space="preserve">O</w:t>
+      </w:r>
+      <w:r>
+        <w:rPr>
+          <w:rFonts w:ascii="Times New Roman" w:hAnsi="Times New Roman" w:cs="Times New Roman"/>
+          <w:lang w:val="tr-TR"/>
+          <w:vertAlign w:val="subscript"/>
+        </w:rPr>
+        <w:t xml:space="preserve">4</w:t>
+      </w:r>
+      <w:r>
+        <w:rPr>
+          <w:rFonts w:ascii="Times New Roman" w:hAnsi="Times New Roman" w:cs="Times New Roman"/>
+          <w:lang w:val="tr-TR"/>
+        </w:rPr>
+        <w:t xml:space="preserve">-NO</w:t>
+      </w:r>
+      <w:r>
+        <w:rPr>
+          <w:rFonts w:ascii="Times New Roman" w:hAnsi="Times New Roman" w:cs="Times New Roman"/>
+          <w:lang w:val="tr-TR"/>
+          <w:vertAlign w:val="subscript"/>
+        </w:rPr>
+        <w:t xml:space="preserve">2</w:t>
+      </w:r>
+      <w:r>
+        <w:rPr>
+          <w:rFonts w:ascii="Times New Roman" w:hAnsi="Times New Roman" w:cs="Times New Roman"/>
+          <w:lang w:val="tr-TR"/>
+        </w:rPr>
+        <w:t xml:space="preserve"> sisteminde olduğu gibi iki zıt yönlü değişimin eşit hızla sürmesiyle açıklanabilir. Ancak şişede yeni bir madde oluşmaz; yalnızca suyun fiziksel hâli değişir. Peki dengeler, maddenin kimliğinin değişip değişmemesine göre nasıl gruplandırılabilir?</w:t>
+      </w:r>
+    </w:p>
+    <w:p>
+      <w:pPr>
+        <w:jc w:val="both"/>
+        <w:rPr>
+          <w:rFonts w:ascii="Times New Roman" w:hAnsi="Times New Roman" w:cs="Times New Roman"/>
+          <w:lang w:val="tr-TR"/>
+        </w:rPr>
+      </w:pPr>
       <w:r>
         <w:rPr>
           <w:rFonts w:ascii="Times New Roman" w:hAnsi="Times New Roman" w:cs="Times New Roman"/>
@@ -2339,14 +2393,134 @@
           <w:bCs/>
           <w:lang w:val="tr-TR"/>
         </w:rPr>
-        <w:t xml:space="preserve">dinamik denge</w:t>
-      </w:r>
-      <w:r>
-        <w:rPr>
-          <w:rFonts w:ascii="Times New Roman" w:hAnsi="Times New Roman" w:cs="Times New Roman"/>
-          <w:lang w:val="tr-TR"/>
-        </w:rPr>
-        <w:t xml:space="preserve"> denir. Denge durumunda renk, basınç, derişim gibi gözlenebilen (makroskobik) özellikler sabit kalır. Bir sistemin dengeye ulaşabilmesi için tepkimenin tersinir olması, sistemin kapalı olması ve sıcaklığın sabit tutulması gerekir. Dengeye, yalnızca tepkenlerden başlanarak da yalnızca ürünlerden başlanarak da ulaşılabilir.</w:t>
+        <w:t xml:space="preserve">Fiziksel denge:</w:t>
+      </w:r>
+      <w:r>
+        <w:rPr>
+          <w:rFonts w:ascii="Times New Roman" w:hAnsi="Times New Roman" w:cs="Times New Roman"/>
+          <w:lang w:val="tr-TR"/>
+        </w:rPr>
+        <w:t xml:space="preserve"> Maddenin kimliğinin değişmediği hâl değişimlerinde ve çözünme olaylarında kurulan dengelere fiziksel denge denir. Kapalı bir kaptaki suyun buharlaşma hızı ile yoğuşma hızının eşitlendiği durumda kurulan sıvı-buhar dengesi, H</w:t>
+      </w:r>
+      <w:r>
+        <w:rPr>
+          <w:rFonts w:ascii="Times New Roman" w:hAnsi="Times New Roman" w:cs="Times New Roman"/>
+          <w:vertAlign w:val="subscript"/>
+          <w:lang w:val="tr-TR"/>
+        </w:rPr>
+        <w:t xml:space="preserve">2</w:t>
+      </w:r>
+      <w:r>
+        <w:rPr>
+          <w:rFonts w:ascii="Times New Roman" w:hAnsi="Times New Roman" w:cs="Times New Roman"/>
+          <w:lang w:val="tr-TR"/>
+        </w:rPr>
+        <w:t xml:space="preserve">O(s) ⇌ H</w:t>
+      </w:r>
+      <w:r>
+        <w:rPr>
+          <w:rFonts w:ascii="Times New Roman" w:hAnsi="Times New Roman" w:cs="Times New Roman"/>
+          <w:vertAlign w:val="subscript"/>
+          <w:lang w:val="tr-TR"/>
+        </w:rPr>
+        <w:t xml:space="preserve">2</w:t>
+      </w:r>
+      <w:r>
+        <w:rPr>
+          <w:rFonts w:ascii="Times New Roman" w:hAnsi="Times New Roman" w:cs="Times New Roman"/>
+          <w:lang w:val="tr-TR"/>
+        </w:rPr>
+        <w:t xml:space="preserve">O(g), bir fiziksel dengedir. Bu durumda buharın uyguladığı basınç denge buhar basıncıdır. Dibinde katısı bulunan doygun bir şeker çözeltisinde de çözünme ve kristallenme hızları eşittir: C</w:t>
+      </w:r>
+      <w:r>
+        <w:rPr>
+          <w:rFonts w:ascii="Times New Roman" w:hAnsi="Times New Roman" w:cs="Times New Roman"/>
+          <w:vertAlign w:val="subscript"/>
+          <w:lang w:val="tr-TR"/>
+        </w:rPr>
+        <w:t xml:space="preserve">12</w:t>
+      </w:r>
+      <w:r>
+        <w:rPr>
+          <w:rFonts w:ascii="Times New Roman" w:hAnsi="Times New Roman" w:cs="Times New Roman"/>
+          <w:lang w:val="tr-TR"/>
+        </w:rPr>
+        <w:t xml:space="preserve">H</w:t>
+      </w:r>
+      <w:r>
+        <w:rPr>
+          <w:rFonts w:ascii="Times New Roman" w:hAnsi="Times New Roman" w:cs="Times New Roman"/>
+          <w:vertAlign w:val="subscript"/>
+          <w:lang w:val="tr-TR"/>
+        </w:rPr>
+        <w:t xml:space="preserve">22</w:t>
+      </w:r>
+      <w:r>
+        <w:rPr>
+          <w:rFonts w:ascii="Times New Roman" w:hAnsi="Times New Roman" w:cs="Times New Roman"/>
+          <w:lang w:val="tr-TR"/>
+        </w:rPr>
+        <w:t xml:space="preserve">O</w:t>
+      </w:r>
+      <w:r>
+        <w:rPr>
+          <w:rFonts w:ascii="Times New Roman" w:hAnsi="Times New Roman" w:cs="Times New Roman"/>
+          <w:vertAlign w:val="subscript"/>
+          <w:lang w:val="tr-TR"/>
+        </w:rPr>
+        <w:t xml:space="preserve">11</w:t>
+      </w:r>
+      <w:r>
+        <w:rPr>
+          <w:rFonts w:ascii="Times New Roman" w:hAnsi="Times New Roman" w:cs="Times New Roman"/>
+          <w:lang w:val="tr-TR"/>
+        </w:rPr>
+        <w:t xml:space="preserve">(k) ⇌ C</w:t>
+      </w:r>
+      <w:r>
+        <w:rPr>
+          <w:rFonts w:ascii="Times New Roman" w:hAnsi="Times New Roman" w:cs="Times New Roman"/>
+          <w:vertAlign w:val="subscript"/>
+          <w:lang w:val="tr-TR"/>
+        </w:rPr>
+        <w:t xml:space="preserve">12</w:t>
+      </w:r>
+      <w:r>
+        <w:rPr>
+          <w:rFonts w:ascii="Times New Roman" w:hAnsi="Times New Roman" w:cs="Times New Roman"/>
+          <w:lang w:val="tr-TR"/>
+        </w:rPr>
+        <w:t xml:space="preserve">H</w:t>
+      </w:r>
+      <w:r>
+        <w:rPr>
+          <w:rFonts w:ascii="Times New Roman" w:hAnsi="Times New Roman" w:cs="Times New Roman"/>
+          <w:vertAlign w:val="subscript"/>
+          <w:lang w:val="tr-TR"/>
+        </w:rPr>
+        <w:t xml:space="preserve">22</w:t>
+      </w:r>
+      <w:r>
+        <w:rPr>
+          <w:rFonts w:ascii="Times New Roman" w:hAnsi="Times New Roman" w:cs="Times New Roman"/>
+          <w:lang w:val="tr-TR"/>
+        </w:rPr>
+        <w:t xml:space="preserve">O</w:t>
+      </w:r>
+      <w:r>
+        <w:rPr>
+          <w:rFonts w:ascii="Times New Roman" w:hAnsi="Times New Roman" w:cs="Times New Roman"/>
+          <w:vertAlign w:val="subscript"/>
+          <w:lang w:val="tr-TR"/>
+        </w:rPr>
+        <w:t xml:space="preserve">11</w:t>
+      </w:r>
+      <w:r>
+        <w:rPr>
+          <w:rFonts w:ascii="Times New Roman" w:hAnsi="Times New Roman" w:cs="Times New Roman"/>
+          <w:lang w:val="tr-TR"/>
+        </w:rPr>
+        <w:t xml:space="preserve">(suda)</w:t>
       </w:r>
     </w:p>
     <w:p>
@@ -2364,14 +2538,14 @@
           <w:bCs/>
           <w:lang w:val="tr-TR"/>
         </w:rPr>
-        <w:t xml:space="preserve">Fiziksel denge:</w:t>
-      </w:r>
-      <w:r>
-        <w:rPr>
-          <w:rFonts w:ascii="Times New Roman" w:hAnsi="Times New Roman" w:cs="Times New Roman"/>
-          <w:lang w:val="tr-TR"/>
-        </w:rPr>
-        <w:t xml:space="preserve"> Maddenin kimliğinin değişmediği hâl değişimlerinde ve çözünme olaylarında kurulan dengelere fiziksel denge denir. Kapalı bir kaptaki suyun buharlaşma hızı ile yoğuşma hızının eşitlendiği durumda kurulan sıvı-buhar dengesi, H</w:t>
+        <w:t xml:space="preserve">Kimyasal denge:</w:t>
+      </w:r>
+      <w:r>
+        <w:rPr>
+          <w:rFonts w:ascii="Times New Roman" w:hAnsi="Times New Roman" w:cs="Times New Roman"/>
+          <w:lang w:val="tr-TR"/>
+        </w:rPr>
+        <w:t xml:space="preserve"> Tepkenlerin ve ürünlerin farklı maddeler olduğu tersinir kimyasal tepkimelerde kurulan dengelere kimyasal denge denir. N</w:t>
       </w:r>
       <w:r>
         <w:rPr>
@@ -2386,7 +2560,7 @@
           <w:rFonts w:ascii="Times New Roman" w:hAnsi="Times New Roman" w:cs="Times New Roman"/>
           <w:lang w:val="tr-TR"/>
         </w:rPr>
-        <w:t xml:space="preserve">O(s) ⇌ H</w:t>
+        <w:t xml:space="preserve">O</w:t>
       </w:r>
       <w:r>
         <w:rPr>
@@ -2394,6 +2568,21 @@
           <w:vertAlign w:val="subscript"/>
           <w:lang w:val="tr-TR"/>
         </w:rPr>
+        <w:t xml:space="preserve">4</w:t>
+      </w:r>
+      <w:r>
+        <w:rPr>
+          <w:rFonts w:ascii="Times New Roman" w:hAnsi="Times New Roman" w:cs="Times New Roman"/>
+          <w:lang w:val="tr-TR"/>
+        </w:rPr>
+        <w:t xml:space="preserve">(g) ⇌ 2NO</w:t>
+      </w:r>
+      <w:r>
+        <w:rPr>
+          <w:rFonts w:ascii="Times New Roman" w:hAnsi="Times New Roman" w:cs="Times New Roman"/>
+          <w:vertAlign w:val="subscript"/>
+          <w:lang w:val="tr-TR"/>
+        </w:rPr>
         <w:t xml:space="preserve">2</w:t>
       </w:r>
       <w:r>
@@ -2401,7 +2590,7 @@
           <w:rFonts w:ascii="Times New Roman" w:hAnsi="Times New Roman" w:cs="Times New Roman"/>
           <w:lang w:val="tr-TR"/>
         </w:rPr>
-        <w:t xml:space="preserve">O(g), bir fiziksel dengedir. Bu durumda buharın uyguladığı basınç denge buhar basıncıdır. Dibinde katısı bulunan doygun bir şeker çözeltisinde de çözünme ve kristallenme hızları eşittir: C</w:t>
+        <w:t xml:space="preserve">(g), H</w:t>
       </w:r>
       <w:r>
         <w:rPr>
@@ -2409,14 +2598,14 @@
           <w:vertAlign w:val="subscript"/>
           <w:lang w:val="tr-TR"/>
         </w:rPr>
-        <w:t xml:space="preserve">12</w:t>
-      </w:r>
-      <w:r>
-        <w:rPr>
-          <w:rFonts w:ascii="Times New Roman" w:hAnsi="Times New Roman" w:cs="Times New Roman"/>
-          <w:lang w:val="tr-TR"/>
-        </w:rPr>
-        <w:t xml:space="preserve">H</w:t>
+        <w:t xml:space="preserve">2</w:t>
+      </w:r>
+      <w:r>
+        <w:rPr>
+          <w:rFonts w:ascii="Times New Roman" w:hAnsi="Times New Roman" w:cs="Times New Roman"/>
+          <w:lang w:val="tr-TR"/>
+        </w:rPr>
+        <w:t xml:space="preserve">(g) + I</w:t>
       </w:r>
       <w:r>
         <w:rPr>
@@ -2424,14 +2613,14 @@
           <w:vertAlign w:val="subscript"/>
           <w:lang w:val="tr-TR"/>
         </w:rPr>
-        <w:t xml:space="preserve">22</w:t>
-      </w:r>
-      <w:r>
-        <w:rPr>
-          <w:rFonts w:ascii="Times New Roman" w:hAnsi="Times New Roman" w:cs="Times New Roman"/>
-          <w:lang w:val="tr-TR"/>
-        </w:rPr>
-        <w:t xml:space="preserve">O</w:t>
+        <w:t xml:space="preserve">2</w:t>
+      </w:r>
+      <w:r>
+        <w:rPr>
+          <w:rFonts w:ascii="Times New Roman" w:hAnsi="Times New Roman" w:cs="Times New Roman"/>
+          <w:lang w:val="tr-TR"/>
+        </w:rPr>
+        <w:t xml:space="preserve">(g) ⇌ 2HI(g) ve N</w:t>
       </w:r>
       <w:r>
         <w:rPr>
@@ -2439,14 +2628,14 @@
           <w:vertAlign w:val="subscript"/>
           <w:lang w:val="tr-TR"/>
         </w:rPr>
-        <w:t xml:space="preserve">11</w:t>
-      </w:r>
-      <w:r>
-        <w:rPr>
-          <w:rFonts w:ascii="Times New Roman" w:hAnsi="Times New Roman" w:cs="Times New Roman"/>
-          <w:lang w:val="tr-TR"/>
-        </w:rPr>
-        <w:t xml:space="preserve">(k) ⇌ C</w:t>
+        <w:t xml:space="preserve">2</w:t>
+      </w:r>
+      <w:r>
+        <w:rPr>
+          <w:rFonts w:ascii="Times New Roman" w:hAnsi="Times New Roman" w:cs="Times New Roman"/>
+          <w:lang w:val="tr-TR"/>
+        </w:rPr>
+        <w:t xml:space="preserve">(g) + 3H</w:t>
       </w:r>
       <w:r>
         <w:rPr>
@@ -2454,14 +2643,14 @@
           <w:vertAlign w:val="subscript"/>
           <w:lang w:val="tr-TR"/>
         </w:rPr>
-        <w:t xml:space="preserve">12</w:t>
-      </w:r>
-      <w:r>
-        <w:rPr>
-          <w:rFonts w:ascii="Times New Roman" w:hAnsi="Times New Roman" w:cs="Times New Roman"/>
-          <w:lang w:val="tr-TR"/>
-        </w:rPr>
-        <w:t xml:space="preserve">H</w:t>
+        <w:t xml:space="preserve">2</w:t>
+      </w:r>
+      <w:r>
+        <w:rPr>
+          <w:rFonts w:ascii="Times New Roman" w:hAnsi="Times New Roman" w:cs="Times New Roman"/>
+          <w:lang w:val="tr-TR"/>
+        </w:rPr>
+        <w:t xml:space="preserve">(g) ⇌ 2NH</w:t>
       </w:r>
       <w:r>
         <w:rPr>
@@ -2469,29 +2658,14 @@
           <w:vertAlign w:val="subscript"/>
           <w:lang w:val="tr-TR"/>
         </w:rPr>
-        <w:t xml:space="preserve">22</w:t>
-      </w:r>
-      <w:r>
-        <w:rPr>
-          <w:rFonts w:ascii="Times New Roman" w:hAnsi="Times New Roman" w:cs="Times New Roman"/>
-          <w:lang w:val="tr-TR"/>
-        </w:rPr>
-        <w:t xml:space="preserve">O</w:t>
-      </w:r>
-      <w:r>
-        <w:rPr>
-          <w:rFonts w:ascii="Times New Roman" w:hAnsi="Times New Roman" w:cs="Times New Roman"/>
-          <w:vertAlign w:val="subscript"/>
-          <w:lang w:val="tr-TR"/>
-        </w:rPr>
-        <w:t xml:space="preserve">11</w:t>
-      </w:r>
-      <w:r>
-        <w:rPr>
-          <w:rFonts w:ascii="Times New Roman" w:hAnsi="Times New Roman" w:cs="Times New Roman"/>
-          <w:lang w:val="tr-TR"/>
-        </w:rPr>
-        <w:t xml:space="preserve">(suda)</w:t>
+        <w:t xml:space="preserve">3</w:t>
+      </w:r>
+      <w:r>
+        <w:rPr>
+          <w:rFonts w:ascii="Times New Roman" w:hAnsi="Times New Roman" w:cs="Times New Roman"/>
+          <w:lang w:val="tr-TR"/>
+        </w:rPr>
+        <w:t xml:space="preserve">(g) tepkimelerinde kurulan dengeler kimyasal dengeye örnektir.</w:t>
       </w:r>
     </w:p>
     <w:p>
@@ -2505,138 +2679,9 @@
       <w:r>
         <w:rPr>
           <w:rFonts w:ascii="Times New Roman" w:hAnsi="Times New Roman" w:cs="Times New Roman"/>
-          <w:b/>
-          <w:bCs/>
-          <w:lang w:val="tr-TR"/>
-        </w:rPr>
-        <w:t xml:space="preserve">Kimyasal denge:</w:t>
-      </w:r>
-      <w:r>
-        <w:rPr>
-          <w:rFonts w:ascii="Times New Roman" w:hAnsi="Times New Roman" w:cs="Times New Roman"/>
-          <w:lang w:val="tr-TR"/>
-        </w:rPr>
-        <w:t xml:space="preserve"> Tepkenlerin ve ürünlerin farklı maddeler olduğu tersinir kimyasal tepkimelerde kurulan dengelere kimyasal denge denir. N</w:t>
-      </w:r>
-      <w:r>
-        <w:rPr>
-          <w:rFonts w:ascii="Times New Roman" w:hAnsi="Times New Roman" w:cs="Times New Roman"/>
-          <w:vertAlign w:val="subscript"/>
-          <w:lang w:val="tr-TR"/>
-        </w:rPr>
-        <w:t xml:space="preserve">2</w:t>
-      </w:r>
-      <w:r>
-        <w:rPr>
-          <w:rFonts w:ascii="Times New Roman" w:hAnsi="Times New Roman" w:cs="Times New Roman"/>
-          <w:lang w:val="tr-TR"/>
-        </w:rPr>
-        <w:t xml:space="preserve">O</w:t>
-      </w:r>
-      <w:r>
-        <w:rPr>
-          <w:rFonts w:ascii="Times New Roman" w:hAnsi="Times New Roman" w:cs="Times New Roman"/>
-          <w:vertAlign w:val="subscript"/>
-          <w:lang w:val="tr-TR"/>
-        </w:rPr>
-        <w:t xml:space="preserve">4</w:t>
-      </w:r>
-      <w:r>
-        <w:rPr>
-          <w:rFonts w:ascii="Times New Roman" w:hAnsi="Times New Roman" w:cs="Times New Roman"/>
-          <w:lang w:val="tr-TR"/>
-        </w:rPr>
-        <w:t xml:space="preserve">(g) ⇌ 2NO</w:t>
-      </w:r>
-      <w:r>
-        <w:rPr>
-          <w:rFonts w:ascii="Times New Roman" w:hAnsi="Times New Roman" w:cs="Times New Roman"/>
-          <w:vertAlign w:val="subscript"/>
-          <w:lang w:val="tr-TR"/>
-        </w:rPr>
-        <w:t xml:space="preserve">2</w:t>
-      </w:r>
-      <w:r>
-        <w:rPr>
-          <w:rFonts w:ascii="Times New Roman" w:hAnsi="Times New Roman" w:cs="Times New Roman"/>
-          <w:lang w:val="tr-TR"/>
-        </w:rPr>
-        <w:t xml:space="preserve">(g), H</w:t>
-      </w:r>
-      <w:r>
-        <w:rPr>
-          <w:rFonts w:ascii="Times New Roman" w:hAnsi="Times New Roman" w:cs="Times New Roman"/>
-          <w:vertAlign w:val="subscript"/>
-          <w:lang w:val="tr-TR"/>
-        </w:rPr>
-        <w:t xml:space="preserve">2</w:t>
-      </w:r>
-      <w:r>
-        <w:rPr>
-          <w:rFonts w:ascii="Times New Roman" w:hAnsi="Times New Roman" w:cs="Times New Roman"/>
-          <w:lang w:val="tr-TR"/>
-        </w:rPr>
-        <w:t xml:space="preserve">(g) + I</w:t>
-      </w:r>
-      <w:r>
-        <w:rPr>
-          <w:rFonts w:ascii="Times New Roman" w:hAnsi="Times New Roman" w:cs="Times New Roman"/>
-          <w:vertAlign w:val="subscript"/>
-          <w:lang w:val="tr-TR"/>
-        </w:rPr>
-        <w:t xml:space="preserve">2</w:t>
-      </w:r>
-      <w:r>
-        <w:rPr>
-          <w:rFonts w:ascii="Times New Roman" w:hAnsi="Times New Roman" w:cs="Times New Roman"/>
-          <w:lang w:val="tr-TR"/>
-        </w:rPr>
-        <w:t xml:space="preserve">(g) ⇌ 2HI(g) ve N</w:t>
-      </w:r>
-      <w:r>
-        <w:rPr>
-          <w:rFonts w:ascii="Times New Roman" w:hAnsi="Times New Roman" w:cs="Times New Roman"/>
-          <w:vertAlign w:val="subscript"/>
-          <w:lang w:val="tr-TR"/>
-        </w:rPr>
-        <w:t xml:space="preserve">2</w:t>
-      </w:r>
-      <w:r>
-        <w:rPr>
-          <w:rFonts w:ascii="Times New Roman" w:hAnsi="Times New Roman" w:cs="Times New Roman"/>
-          <w:lang w:val="tr-TR"/>
-        </w:rPr>
-        <w:t xml:space="preserve">(g) + 3H</w:t>
-      </w:r>
-      <w:r>
-        <w:rPr>
-          <w:rFonts w:ascii="Times New Roman" w:hAnsi="Times New Roman" w:cs="Times New Roman"/>
-          <w:vertAlign w:val="subscript"/>
-          <w:lang w:val="tr-TR"/>
-        </w:rPr>
-        <w:t xml:space="preserve">2</w:t>
-      </w:r>
-      <w:r>
-        <w:rPr>
-          <w:rFonts w:ascii="Times New Roman" w:hAnsi="Times New Roman" w:cs="Times New Roman"/>
-          <w:lang w:val="tr-TR"/>
-        </w:rPr>
-        <w:t xml:space="preserve">(g) ⇌ 2NH</w:t>
-      </w:r>
-      <w:r>
-        <w:rPr>
-          <w:rFonts w:ascii="Times New Roman" w:hAnsi="Times New Roman" w:cs="Times New Roman"/>
-          <w:vertAlign w:val="subscript"/>
-          <w:lang w:val="tr-TR"/>
-        </w:rPr>
-        <w:t xml:space="preserve">3</w:t>
-      </w:r>
-      <w:r>
-        <w:rPr>
-          <w:rFonts w:ascii="Times New Roman" w:hAnsi="Times New Roman" w:cs="Times New Roman"/>
-          <w:lang w:val="tr-TR"/>
-        </w:rPr>
-        <w:t xml:space="preserve">(g) tepkimelerinde kurulan dengeler kimyasal dengeye örnektir.</w:t>
+          <w:lang w:val="tr-TR"/>
+        </w:rPr>
+        <w:t xml:space="preserve">Açık bir sistemde maddeler ve enerji çevreyle sürekli alışveriş içinde olduğundan ürünlerden biri (özellikle gaz olan) ortamdan uzaklaşabilir ve geri tepkime yeterince gerçekleşemez. Bu nedenle fiziksel ve kimyasal dengeler ancak kapalı sistemlerde kurulur. Kapalı sistemde denge kurulduğunda sıcaklık, basınç ve derişimler sabit kalır.</w:t>
       </w:r>
     </w:p>
     <w:p>
@@ -2652,29 +2697,13 @@
           <w:rFonts w:ascii="Times New Roman" w:hAnsi="Times New Roman" w:cs="Times New Roman"/>
           <w:lang w:val="tr-TR"/>
         </w:rPr>
-        <w:t xml:space="preserve">Açık bir sistemde maddeler ve enerji çevreyle sürekli alışveriş içinde olduğundan ürünlerden biri (özellikle gaz olan) ortamdan uzaklaşabilir ve geri tepkime yeterince gerçekleşemez. Bu nedenle fiziksel ve kimyasal dengeler ancak kapalı sistemlerde kurulur. Kapalı sistemde denge kurulduğunda sıcaklık, basınç ve derişimler sabit kalır.</w:t>
-      </w:r>
-    </w:p>
-    <w:p>
-      <w:pPr>
-        <w:jc w:val="both"/>
-        <w:rPr>
-          <w:rFonts w:ascii="Times New Roman" w:hAnsi="Times New Roman" w:cs="Times New Roman"/>
-          <w:lang w:val="tr-TR"/>
-        </w:rPr>
-      </w:pPr>
-      <w:r>
-        <w:rPr>
-          <w:rFonts w:ascii="Times New Roman" w:hAnsi="Times New Roman" w:cs="Times New Roman"/>
-          <w:lang w:val="tr-TR"/>
-        </w:rPr>
-        <w:t xml:space="preserve">Tepkenlerden biri saf katı olan bir dengede hızların değişimi farklıdır. Kapalı bir kapta yalnızca CaCO</w:t>
-      </w:r>
-      <w:r>
-        <w:rPr>
-          <w:rFonts w:ascii="Times New Roman" w:hAnsi="Times New Roman" w:cs="Times New Roman"/>
+        <w:t xml:space="preserve">Peki tepkenlerden biri saf katı olsaydı hız-zaman grafiği Analiz ve Keşif Atölyesi 2.2.’de çizdiğiniz grafikle aynı mı olurdu? Kapalı bir kapta yalnızca CaCO</w:t>
+      </w:r>
+      <w:r>
+        <w:rPr>
+          <w:rFonts w:ascii="Times New Roman" w:hAnsi="Times New Roman" w:cs="Times New Roman"/>
+          <w:lang w:val="tr-TR"/>
           <w:vertAlign w:val="subscript"/>
-          <w:lang w:val="tr-TR"/>
         </w:rPr>
         <w:t xml:space="preserve">3</w:t>
       </w:r>
@@ -2688,8 +2717,8 @@
       <w:r>
         <w:rPr>
           <w:rFonts w:ascii="Times New Roman" w:hAnsi="Times New Roman" w:cs="Times New Roman"/>
+          <w:lang w:val="tr-TR"/>
           <w:vertAlign w:val="subscript"/>
-          <w:lang w:val="tr-TR"/>
         </w:rPr>
         <w:t xml:space="preserve">3</w:t>
       </w:r>
@@ -2703,8 +2732,8 @@
       <w:r>
         <w:rPr>
           <w:rFonts w:ascii="Times New Roman" w:hAnsi="Times New Roman" w:cs="Times New Roman"/>
+          <w:lang w:val="tr-TR"/>
           <w:vertAlign w:val="subscript"/>
-          <w:lang w:val="tr-TR"/>
         </w:rPr>
         <w:t xml:space="preserve">2</w:t>
       </w:r>
@@ -2718,8 +2747,8 @@
       <w:r>
         <w:rPr>
           <w:rFonts w:ascii="Times New Roman" w:hAnsi="Times New Roman" w:cs="Times New Roman"/>
+          <w:lang w:val="tr-TR"/>
           <w:vertAlign w:val="subscript"/>
-          <w:lang w:val="tr-TR"/>
         </w:rPr>
         <w:t xml:space="preserve">2</w:t>
       </w:r>
@@ -2733,8 +2762,8 @@
       <w:r>
         <w:rPr>
           <w:rFonts w:ascii="Times New Roman" w:hAnsi="Times New Roman" w:cs="Times New Roman"/>
+          <w:lang w:val="tr-TR"/>
           <w:vertAlign w:val="subscript"/>
-          <w:lang w:val="tr-TR"/>
         </w:rPr>
         <w:t xml:space="preserve">2</w:t>
       </w:r>

--- a/Kim11-2-2-Denge-Sureci.docx
+++ b/Kim11-2-2-Denge-Sureci.docx
@@ -36,7 +36,7 @@
           <w:rFonts w:ascii="Times New Roman" w:hAnsi="Times New Roman" w:cs="Times New Roman"/>
           <w:lang w:val="tr-TR"/>
         </w:rPr>
-        <w:t xml:space="preserve">Ağzı kapalı bir su şişesini güneşli bir yerde bıraktığınızda şişenin iç yüzeyinde su damlacıkları oluştuğunu görürsünüz (Görsel A). Bir süre sonra damlacıkların ve şişedeki su seviyesinin artık değişmediğini fark edersiniz. Bu durumda buharlaşma durmuş mudur? Yoksa su molekülleri buharlaşmaya devam ederken aynı anda yoğuşuyor mu? Önceki konuda bazı tepkimelerin ileri ve geri yönde gerçekleşebildiğini öğrendiniz. Kapalı bir kapta tersinir bir tepkime başladığında tepkenler ve ürünler zamanla nasıl değişir? Bir etkinlik yaparak keşfediniz.</w:t>
+        <w:t xml:space="preserve">Ağzı kapalı bir su şişesini güneşli bir yerde bıraktığınızda şişenin iç yüzeyinde su damlacıkları oluştuğunu görürsünüz (Görsel A). Bir süre sonra damlacıkların ve şişedeki su seviyesinin artık değişmediğini fark edersiniz. Bu durumda buharlaşma durmuş mudur? Yoksa su molekülleri buharlaşmaya devam ederken aynı anda yoğuşuyor mu? Önceki konuda bazı tepkimelerin ileri ve geri yönde gerçekleşebildiğini öğrendiniz. Kapalı bir kapta tersinir bir tepkime başladığında tepkenler ve ürünler zamanla nasıl değişir? Bir etkinlik yaparak keşfediniz. Analiz ve Keşif Atölyesi 2.2.’de bilimsel gözleme dayalı tahminde bulunacaksınız: Tanecik gösterimlerini ve derişim verilerini inceleyerek denge sürecine ilişkin önermeler oluşturacak, gözleme dayanan ve dayanmayan önermelerinizi ayırt edecek, ileri ve geri tepkime hızlarının nasıl değişeceğini tahmin ederek bu tahminleri çizdiğiniz grafikle sınayacaksınız. Önermelerinizi paylaşırken arkadaşlarınızı dikkatle dinlemeniz dostluk değerini, verilerle sabırla çalışmanız ise çalışkanlık değerini destekleyecektir.</w:t>
       </w:r>
     </w:p>
     <w:tbl>
@@ -490,7 +490,7 @@
           <w:rFonts w:ascii="Times New Roman" w:hAnsi="Times New Roman" w:cs="Times New Roman"/>
           <w:lang w:val="tr-TR"/>
         </w:rPr>
-        <w:t xml:space="preserve">Oluşturduğunuz önermeleri sınıfınızda paylaşınız. Paylaşım sırasında arkadaşlarınızı dikkatle dinleyiniz ve etkili iletişim kurunuz. Önermelerinizden hangilerinin gözleme dayalı, hangilerinin gözleme dayalı olmadığını belirleyerek karşılaştırınız.</w:t>
+        <w:t xml:space="preserve">Oluşturduğunuz önermeleri sınıfınızda paylaşınız. Paylaşım sırasında arkadaşlarınızı dikkatle dinleyiniz ve etkili iletişim kurunuz. Önermelerinizden hangilerinin gözleme dayalı, hangilerinin gözleme dayalı olmadığını belirleyerek karşılaştırınız. Sizden farklı düşünen arkadaşlarınızın gerekçelerini anlamaya çalışınız ve görüşlerinizi nazik bir dille ifade ediniz.</w:t>
       </w:r>
     </w:p>
     <w:p>
@@ -1143,7 +1143,7 @@
           <w:rFonts w:ascii="Times New Roman" w:hAnsi="Times New Roman" w:cs="Times New Roman"/>
           <w:lang w:val="tr-TR"/>
         </w:rPr>
-        <w:t xml:space="preserve">Tablodaki verileri kullanarak derişimlerin zamanla değişimine ilişkin sonuç çıkarınız. Hangi andan itibaren derişimler değişmemektedir?</w:t>
+        <w:t xml:space="preserve">Tablodaki verileri kullanarak derişimlerin zamanla değişimine ilişkin sonuç çıkarınız. Hangi andan itibaren derişimler değişmemektedir? Çıkardığınız sonucun, ilk soruda oluşturduğunuz önermelerden hangilerini desteklediğini belirtiniz.</w:t>
       </w:r>
     </w:p>
     <w:p>
@@ -1459,7 +1459,7 @@
           <w:rFonts w:ascii="Times New Roman" w:hAnsi="Times New Roman" w:cs="Times New Roman"/>
           <w:lang w:val="tr-TR"/>
         </w:rPr>
-        <w:t xml:space="preserve">Çizdiğiniz hız-zaman grafiğini kullanarak tahminlerinizin geçerliliğini sorgulayınız. Denge durumunda ileri ve geri tepkime hızları arasında nasıl bir ilişki vardır?</w:t>
+        <w:t xml:space="preserve">Çizdiğiniz hız-zaman grafiğini kullanarak tahminlerinizin geçerliliğini sorgulayınız. Denge durumunda ileri ve geri tepkime hızları arasında nasıl bir ilişki vardır? Gerekirse konunun sonundaki karekodda yer alan animasyonu izleyerek grafiğinizi karşılaştırınız.</w:t>
       </w:r>
     </w:p>
     <w:p>

--- a/Kim11-2-2-Denge-Sureci.docx
+++ b/Kim11-2-2-Denge-Sureci.docx
@@ -317,14 +317,14 @@
           <w:bCs/>
           <w:lang w:val="tr-TR"/>
         </w:rPr>
-        <w:t xml:space="preserve">Görsel B:</w:t>
-      </w:r>
-      <w:r>
-        <w:rPr>
-          <w:rFonts w:ascii="Times New Roman" w:hAnsi="Times New Roman" w:cs="Times New Roman"/>
-          <w:lang w:val="tr-TR"/>
-        </w:rPr>
-        <w:t xml:space="preserve"> Farklı zamanlarda kaptaki N</w:t>
+        <w:t xml:space="preserve"/>
+      </w:r>
+      <w:r>
+        <w:rPr>
+          <w:rFonts w:ascii="Times New Roman" w:hAnsi="Times New Roman" w:cs="Times New Roman"/>
+          <w:lang w:val="tr-TR"/>
+        </w:rPr>
+        <w:t xml:space="preserve">Farklı zamanlarda kaptaki N</w:t>
       </w:r>
       <w:r>
         <w:rPr>
@@ -390,7 +390,7 @@
           <w:rFonts w:ascii="Times New Roman" w:hAnsi="Times New Roman" w:cs="Times New Roman"/>
           <w:lang w:val="tr-TR"/>
         </w:rPr>
-        <w:t xml:space="preserve">Görsel B’deki her bir zaman için kapta bulunan N</w:t>
+        <w:t xml:space="preserve">Yukarıdaki görselde her bir zaman için kapta bulunan N</w:t>
       </w:r>
       <w:r>
         <w:rPr>
@@ -1198,7 +1198,7 @@
           <w:rFonts w:ascii="Times New Roman" w:hAnsi="Times New Roman" w:cs="Times New Roman"/>
           <w:lang w:val="tr-TR"/>
         </w:rPr>
-        <w:t xml:space="preserve">Derişimlerin değişmediği durumda tepkimenin durduğunu söyleyebilir misiniz? Görsel B’deki gözlemlerinizle temellendiriniz.</w:t>
+        <w:t xml:space="preserve">Derişimlerin değişmediği durumda tepkimenin durduğunu söyleyebilir misiniz? etkinliğin başındaki görselde yaptığınız gözlemlerle temellendiriniz.</w:t>
       </w:r>
     </w:p>
     <w:p>

--- a/Kim11-2-2-Denge-Sureci.docx
+++ b/Kim11-2-2-Denge-Sureci.docx
@@ -1198,7 +1198,7 @@
           <w:rFonts w:ascii="Times New Roman" w:hAnsi="Times New Roman" w:cs="Times New Roman"/>
           <w:lang w:val="tr-TR"/>
         </w:rPr>
-        <w:t xml:space="preserve">Derişimlerin değişmediği durumda tepkimenin durduğunu söyleyebilir misiniz? etkinliğin başındaki görselde yaptığınız gözlemlerle temellendiriniz.</w:t>
+        <w:t xml:space="preserve">Derişimlerin değişmediği durumda tepkimenin durduğunu söyleyebilir misiniz? Etkinliğin başındaki görselde yaptığınız gözlemlerle temellendiriniz.</w:t>
       </w:r>
     </w:p>
     <w:p>
@@ -1459,7 +1459,7 @@
           <w:rFonts w:ascii="Times New Roman" w:hAnsi="Times New Roman" w:cs="Times New Roman"/>
           <w:lang w:val="tr-TR"/>
         </w:rPr>
-        <w:t xml:space="preserve">Çizdiğiniz hız-zaman grafiğini kullanarak tahminlerinizin geçerliliğini sorgulayınız. Denge durumunda ileri ve geri tepkime hızları arasında nasıl bir ilişki vardır? Gerekirse konunun sonundaki karekodda yer alan animasyonu izleyerek grafiğinizi karşılaştırınız.</w:t>
+        <w:t xml:space="preserve">Çizdiğiniz hız-zaman grafiğini kullanarak tahminlerinizin geçerliliğini sorgulayınız. Tablodaki ardışık zaman aralıklarında derişim değişimlerinin giderek küçülmesi çizdiğiniz grafikle uyumlu mudur? Denge durumunda ileri ve geri tepkime hızları arasında nasıl bir ilişki vardır? Gerekirse konunun sonundaki karekodda yer alan animasyonu izleyerek grafiğinizi karşılaştırınız.</w:t>
       </w:r>
     </w:p>
     <w:p>
@@ -1531,7 +1531,7 @@
           <w:rFonts w:ascii="Times New Roman" w:hAnsi="Times New Roman" w:cs="Times New Roman"/>
           <w:lang w:val="tr-TR"/>
         </w:rPr>
-        <w:t xml:space="preserve">Gözlemlerinizden elde ettiğiniz verilerle ileri ve geri tepkime hızları üzerinden denge durumunu açıklayan kısa bir metin yazınız.</w:t>
+        <w:t xml:space="preserve">Tepkime hızı ile tepken derişimi arasındaki ilişkiye dair önceki bilgilerinizi de kullanarak gözlemlerinizden elde ettiğiniz verilerle ileri ve geri tepkime hızları üzerinden denge durumunu açıklayan kısa bir metin yazınız.</w:t>
       </w:r>
     </w:p>
     <w:p>
@@ -2113,7 +2113,172 @@
           <w:rFonts w:ascii="Times New Roman" w:hAnsi="Times New Roman" w:cs="Times New Roman"/>
           <w:lang w:val="tr-TR"/>
         </w:rPr>
-        <w:t xml:space="preserve">Analiz ve Keşif Atölyesi 2.2.’de tablodaki verilerden 80. saniyeden itibaren derişimlerin değişmediğini belirlediniz ve ileri ve geri tepkime hızlarının zamanla nasıl değişeceğini tahmin ederek grafiğe aktardınız. Bu tahminler şöyle açıklanabilir: Kapalı bir kapta tersinir bir tepkime başladığında başlangıçta yalnızca tepkenler bulunduğu için ileri tepkime hızı en yüksek, geri tepkime hızı ise sıfırdır. Tepkime ilerledikçe tepken derişimi azaldığı için ileri tepkime hızı azalır; ürün derişimi arttığı için geri tepkime hızı artar. Bir süre sonra ileri ve geri tepkime hızları birbirine eşit olur (Grafik A). Bu andan itibaren birim zamanda oluşan ve harcanan madde miktarları eşit olduğundan tepken ve ürün derişimleri artık değişmez (Grafik B). İleri ve geri tepkime hızlarının eşit olduğu bu duruma denge denir.</w:t>
+        <w:t xml:space="preserve">Kapalı bir kaba yalnızca PCl</w:t>
+      </w:r>
+      <w:r>
+        <w:rPr>
+          <w:rFonts w:ascii="Times New Roman" w:hAnsi="Times New Roman" w:cs="Times New Roman"/>
+          <w:lang w:val="tr-TR"/>
+          <w:vertAlign w:val="subscript"/>
+        </w:rPr>
+        <w:t xml:space="preserve">5</w:t>
+      </w:r>
+      <w:r>
+        <w:rPr>
+          <w:rFonts w:ascii="Times New Roman" w:hAnsi="Times New Roman" w:cs="Times New Roman"/>
+          <w:lang w:val="tr-TR"/>
+        </w:rPr>
+        <w:t xml:space="preserve"> gazı konulduğunda sabit sıcaklıkta PCl</w:t>
+      </w:r>
+      <w:r>
+        <w:rPr>
+          <w:rFonts w:ascii="Times New Roman" w:hAnsi="Times New Roman" w:cs="Times New Roman"/>
+          <w:lang w:val="tr-TR"/>
+          <w:vertAlign w:val="subscript"/>
+        </w:rPr>
+        <w:t xml:space="preserve">5</w:t>
+      </w:r>
+      <w:r>
+        <w:rPr>
+          <w:rFonts w:ascii="Times New Roman" w:hAnsi="Times New Roman" w:cs="Times New Roman"/>
+          <w:lang w:val="tr-TR"/>
+        </w:rPr>
+        <w:t xml:space="preserve">(g) ⇌ PCl</w:t>
+      </w:r>
+      <w:r>
+        <w:rPr>
+          <w:rFonts w:ascii="Times New Roman" w:hAnsi="Times New Roman" w:cs="Times New Roman"/>
+          <w:lang w:val="tr-TR"/>
+          <w:vertAlign w:val="subscript"/>
+        </w:rPr>
+        <w:t xml:space="preserve">3</w:t>
+      </w:r>
+      <w:r>
+        <w:rPr>
+          <w:rFonts w:ascii="Times New Roman" w:hAnsi="Times New Roman" w:cs="Times New Roman"/>
+          <w:lang w:val="tr-TR"/>
+        </w:rPr>
+        <w:t xml:space="preserve">(g) + Cl</w:t>
+      </w:r>
+      <w:r>
+        <w:rPr>
+          <w:rFonts w:ascii="Times New Roman" w:hAnsi="Times New Roman" w:cs="Times New Roman"/>
+          <w:lang w:val="tr-TR"/>
+          <w:vertAlign w:val="subscript"/>
+        </w:rPr>
+        <w:t xml:space="preserve">2</w:t>
+      </w:r>
+      <w:r>
+        <w:rPr>
+          <w:rFonts w:ascii="Times New Roman" w:hAnsi="Times New Roman" w:cs="Times New Roman"/>
+          <w:lang w:val="tr-TR"/>
+        </w:rPr>
+        <w:t xml:space="preserve">(g) tepkimesi başlar. Başlangıçta ortamda yalnızca tepken bulunduğu için ileri tepkime hızı (r</w:t>
+      </w:r>
+      <w:r>
+        <w:rPr>
+          <w:rFonts w:ascii="Times New Roman" w:hAnsi="Times New Roman" w:cs="Times New Roman"/>
+          <w:lang w:val="tr-TR"/>
+          <w:vertAlign w:val="subscript"/>
+        </w:rPr>
+        <w:t xml:space="preserve">i</w:t>
+      </w:r>
+      <w:r>
+        <w:rPr>
+          <w:rFonts w:ascii="Times New Roman" w:hAnsi="Times New Roman" w:cs="Times New Roman"/>
+          <w:lang w:val="tr-TR"/>
+        </w:rPr>
+        <w:t xml:space="preserve">) en yüksek, geri tepkime hızı (r</w:t>
+      </w:r>
+      <w:r>
+        <w:rPr>
+          <w:rFonts w:ascii="Times New Roman" w:hAnsi="Times New Roman" w:cs="Times New Roman"/>
+          <w:lang w:val="tr-TR"/>
+          <w:vertAlign w:val="subscript"/>
+        </w:rPr>
+        <w:t xml:space="preserve">g</w:t>
+      </w:r>
+      <w:r>
+        <w:rPr>
+          <w:rFonts w:ascii="Times New Roman" w:hAnsi="Times New Roman" w:cs="Times New Roman"/>
+          <w:lang w:val="tr-TR"/>
+        </w:rPr>
+        <w:t xml:space="preserve">) ise sıfırdır. Tepkime ilerledikçe PCl</w:t>
+      </w:r>
+      <w:r>
+        <w:rPr>
+          <w:rFonts w:ascii="Times New Roman" w:hAnsi="Times New Roman" w:cs="Times New Roman"/>
+          <w:lang w:val="tr-TR"/>
+          <w:vertAlign w:val="subscript"/>
+        </w:rPr>
+        <w:t xml:space="preserve">5</w:t>
+      </w:r>
+      <w:r>
+        <w:rPr>
+          <w:rFonts w:ascii="Times New Roman" w:hAnsi="Times New Roman" w:cs="Times New Roman"/>
+          <w:lang w:val="tr-TR"/>
+        </w:rPr>
+        <w:t xml:space="preserve"> derişimi azaldığı için ileri tepkime hızı azalır; PCl</w:t>
+      </w:r>
+      <w:r>
+        <w:rPr>
+          <w:rFonts w:ascii="Times New Roman" w:hAnsi="Times New Roman" w:cs="Times New Roman"/>
+          <w:lang w:val="tr-TR"/>
+          <w:vertAlign w:val="subscript"/>
+        </w:rPr>
+        <w:t xml:space="preserve">3</w:t>
+      </w:r>
+      <w:r>
+        <w:rPr>
+          <w:rFonts w:ascii="Times New Roman" w:hAnsi="Times New Roman" w:cs="Times New Roman"/>
+          <w:lang w:val="tr-TR"/>
+        </w:rPr>
+        <w:t xml:space="preserve"> ve Cl</w:t>
+      </w:r>
+      <w:r>
+        <w:rPr>
+          <w:rFonts w:ascii="Times New Roman" w:hAnsi="Times New Roman" w:cs="Times New Roman"/>
+          <w:lang w:val="tr-TR"/>
+          <w:vertAlign w:val="subscript"/>
+        </w:rPr>
+        <w:t xml:space="preserve">2</w:t>
+      </w:r>
+      <w:r>
+        <w:rPr>
+          <w:rFonts w:ascii="Times New Roman" w:hAnsi="Times New Roman" w:cs="Times New Roman"/>
+          <w:lang w:val="tr-TR"/>
+        </w:rPr>
+        <w:t xml:space="preserve"> derişimleri arttığı için geri tepkime hızı artar. Bir süre sonra ileri ve geri tepkime hızları birbirine eşit olur (Grafik A). Bu andan itibaren birim zamanda harcanan ve oluşan madde miktarları eşit olduğundan tepken ve ürün derişimleri artık değişmez (Grafik B). Kapalı bir sistemde ileri ve geri tepkime hızlarının eşit olduğu (r</w:t>
+      </w:r>
+      <w:r>
+        <w:rPr>
+          <w:rFonts w:ascii="Times New Roman" w:hAnsi="Times New Roman" w:cs="Times New Roman"/>
+          <w:lang w:val="tr-TR"/>
+          <w:vertAlign w:val="subscript"/>
+        </w:rPr>
+        <w:t xml:space="preserve">i</w:t>
+      </w:r>
+      <w:r>
+        <w:rPr>
+          <w:rFonts w:ascii="Times New Roman" w:hAnsi="Times New Roman" w:cs="Times New Roman"/>
+          <w:lang w:val="tr-TR"/>
+        </w:rPr>
+        <w:t xml:space="preserve"> = r</w:t>
+      </w:r>
+      <w:r>
+        <w:rPr>
+          <w:rFonts w:ascii="Times New Roman" w:hAnsi="Times New Roman" w:cs="Times New Roman"/>
+          <w:lang w:val="tr-TR"/>
+          <w:vertAlign w:val="subscript"/>
+        </w:rPr>
+        <w:t xml:space="preserve">g</w:t>
+      </w:r>
+      <w:r>
+        <w:rPr>
+          <w:rFonts w:ascii="Times New Roman" w:hAnsi="Times New Roman" w:cs="Times New Roman"/>
+          <w:lang w:val="tr-TR"/>
+        </w:rPr>
+        <w:t xml:space="preserve">) bu duruma denge denir.</w:t>
       </w:r>
     </w:p>
     <w:p xmlns:a="http://schemas.openxmlformats.org/drawingml/2006/main" xmlns:pic="http://schemas.openxmlformats.org/drawingml/2006/picture">
@@ -2127,8 +2292,8 @@
       <w:r>
         <w:drawing>
           <wp:inline distT="0" distB="0" distL="0" distR="0">
-            <wp:extent cx="4680000" cy="2745600"/>
-            <wp:docPr id="900007" name="Grafik 900007" descr="Hız-zaman grafiği"/>
+            <wp:extent cx="4680000" cy="2808000"/>
+            <wp:docPr id="900007" name="Grafik 900007" descr="PCl5 ayrışmasında hız-zaman grafiği"/>
             <wp:cNvGraphicFramePr>
               <a:graphicFrameLocks noChangeAspect="1"/>
             </wp:cNvGraphicFramePr>
@@ -2148,7 +2313,7 @@
                   <pic:spPr>
                     <a:xfrm>
                       <a:off x="0" y="0"/>
-                      <a:ext cx="4680000" cy="2745600"/>
+                      <a:ext cx="4680000" cy="2808000"/>
                     </a:xfrm>
                     <a:prstGeom prst="rect">
                       <a:avLst/>
@@ -2171,9 +2336,8 @@
       </w:pPr>
       <w:r>
         <w:rPr>
-          <w:rFonts w:ascii="Times New Roman" w:hAnsi="Times New Roman" w:cs="Times New Roman"/>
           <w:b/>
-          <w:bCs/>
+          <w:rFonts w:ascii="Times New Roman" w:hAnsi="Times New Roman" w:cs="Times New Roman"/>
           <w:lang w:val="tr-TR"/>
         </w:rPr>
         <w:t xml:space="preserve">Grafik A:</w:t>
@@ -2183,7 +2347,52 @@
           <w:rFonts w:ascii="Times New Roman" w:hAnsi="Times New Roman" w:cs="Times New Roman"/>
           <w:lang w:val="tr-TR"/>
         </w:rPr>
-        <w:t xml:space="preserve"> Tersinir bir tepkimede ileri ve geri tepkime hızlarının zamanla değişimi</w:t>
+        <w:t xml:space="preserve"> PCl</w:t>
+      </w:r>
+      <w:r>
+        <w:rPr>
+          <w:rFonts w:ascii="Times New Roman" w:hAnsi="Times New Roman" w:cs="Times New Roman"/>
+          <w:lang w:val="tr-TR"/>
+          <w:vertAlign w:val="subscript"/>
+        </w:rPr>
+        <w:t xml:space="preserve">5</w:t>
+      </w:r>
+      <w:r>
+        <w:rPr>
+          <w:rFonts w:ascii="Times New Roman" w:hAnsi="Times New Roman" w:cs="Times New Roman"/>
+          <w:lang w:val="tr-TR"/>
+        </w:rPr>
+        <w:t xml:space="preserve">(g) ⇌ PCl</w:t>
+      </w:r>
+      <w:r>
+        <w:rPr>
+          <w:rFonts w:ascii="Times New Roman" w:hAnsi="Times New Roman" w:cs="Times New Roman"/>
+          <w:lang w:val="tr-TR"/>
+          <w:vertAlign w:val="subscript"/>
+        </w:rPr>
+        <w:t xml:space="preserve">3</w:t>
+      </w:r>
+      <w:r>
+        <w:rPr>
+          <w:rFonts w:ascii="Times New Roman" w:hAnsi="Times New Roman" w:cs="Times New Roman"/>
+          <w:lang w:val="tr-TR"/>
+        </w:rPr>
+        <w:t xml:space="preserve">(g) + Cl</w:t>
+      </w:r>
+      <w:r>
+        <w:rPr>
+          <w:rFonts w:ascii="Times New Roman" w:hAnsi="Times New Roman" w:cs="Times New Roman"/>
+          <w:lang w:val="tr-TR"/>
+          <w:vertAlign w:val="subscript"/>
+        </w:rPr>
+        <w:t xml:space="preserve">2</w:t>
+      </w:r>
+      <w:r>
+        <w:rPr>
+          <w:rFonts w:ascii="Times New Roman" w:hAnsi="Times New Roman" w:cs="Times New Roman"/>
+          <w:lang w:val="tr-TR"/>
+        </w:rPr>
+        <w:t xml:space="preserve">(g) tepkimesinde ileri ve geri tepkime hızlarının zamanla değişimi</w:t>
       </w:r>
     </w:p>
     <w:p xmlns:a="http://schemas.openxmlformats.org/drawingml/2006/main" xmlns:pic="http://schemas.openxmlformats.org/drawingml/2006/picture">
@@ -2197,8 +2406,8 @@
       <w:r>
         <w:drawing>
           <wp:inline distT="0" distB="0" distL="0" distR="0">
-            <wp:extent cx="4680000" cy="2745600"/>
-            <wp:docPr id="900008" name="Grafik 900008" descr="Derişim-zaman grafiği"/>
+            <wp:extent cx="4680000" cy="2106000"/>
+            <wp:docPr id="900008" name="Grafik 900008" descr="PCl5 dengesinde derişim-zaman grafikleri"/>
             <wp:cNvGraphicFramePr>
               <a:graphicFrameLocks noChangeAspect="1"/>
             </wp:cNvGraphicFramePr>
@@ -2218,7 +2427,7 @@
                   <pic:spPr>
                     <a:xfrm>
                       <a:off x="0" y="0"/>
-                      <a:ext cx="4680000" cy="2745600"/>
+                      <a:ext cx="4680000" cy="2106000"/>
                     </a:xfrm>
                     <a:prstGeom prst="rect">
                       <a:avLst/>
@@ -2241,19 +2450,255 @@
       </w:pPr>
       <w:r>
         <w:rPr>
+          <w:b/>
+          <w:rFonts w:ascii="Times New Roman" w:hAnsi="Times New Roman" w:cs="Times New Roman"/>
+          <w:lang w:val="tr-TR"/>
+        </w:rPr>
+        <w:t xml:space="preserve">Grafik B:</w:t>
+      </w:r>
+      <w:r>
+        <w:rPr>
+          <w:rFonts w:ascii="Times New Roman" w:hAnsi="Times New Roman" w:cs="Times New Roman"/>
+          <w:lang w:val="tr-TR"/>
+        </w:rPr>
+        <w:t xml:space="preserve"> PCl</w:t>
+      </w:r>
+      <w:r>
+        <w:rPr>
+          <w:rFonts w:ascii="Times New Roman" w:hAnsi="Times New Roman" w:cs="Times New Roman"/>
+          <w:lang w:val="tr-TR"/>
+          <w:vertAlign w:val="subscript"/>
+        </w:rPr>
+        <w:t xml:space="preserve">5</w:t>
+      </w:r>
+      <w:r>
+        <w:rPr>
+          <w:rFonts w:ascii="Times New Roman" w:hAnsi="Times New Roman" w:cs="Times New Roman"/>
+          <w:lang w:val="tr-TR"/>
+        </w:rPr>
+        <w:t xml:space="preserve">(g) ⇌ PCl</w:t>
+      </w:r>
+      <w:r>
+        <w:rPr>
+          <w:rFonts w:ascii="Times New Roman" w:hAnsi="Times New Roman" w:cs="Times New Roman"/>
+          <w:lang w:val="tr-TR"/>
+          <w:vertAlign w:val="subscript"/>
+        </w:rPr>
+        <w:t xml:space="preserve">3</w:t>
+      </w:r>
+      <w:r>
+        <w:rPr>
+          <w:rFonts w:ascii="Times New Roman" w:hAnsi="Times New Roman" w:cs="Times New Roman"/>
+          <w:lang w:val="tr-TR"/>
+        </w:rPr>
+        <w:t xml:space="preserve">(g) + Cl</w:t>
+      </w:r>
+      <w:r>
+        <w:rPr>
+          <w:rFonts w:ascii="Times New Roman" w:hAnsi="Times New Roman" w:cs="Times New Roman"/>
+          <w:lang w:val="tr-TR"/>
+          <w:vertAlign w:val="subscript"/>
+        </w:rPr>
+        <w:t xml:space="preserve">2</w:t>
+      </w:r>
+      <w:r>
+        <w:rPr>
+          <w:rFonts w:ascii="Times New Roman" w:hAnsi="Times New Roman" w:cs="Times New Roman"/>
+          <w:lang w:val="tr-TR"/>
+        </w:rPr>
+        <w:t xml:space="preserve">(g) tepkimesinde derişimlerin zamanla değişimi: (a) yalnızca PCl</w:t>
+      </w:r>
+      <w:r>
+        <w:rPr>
+          <w:rFonts w:ascii="Times New Roman" w:hAnsi="Times New Roman" w:cs="Times New Roman"/>
+          <w:lang w:val="tr-TR"/>
+          <w:vertAlign w:val="subscript"/>
+        </w:rPr>
+        <w:t xml:space="preserve">5</w:t>
+      </w:r>
+      <w:r>
+        <w:rPr>
+          <w:rFonts w:ascii="Times New Roman" w:hAnsi="Times New Roman" w:cs="Times New Roman"/>
+          <w:lang w:val="tr-TR"/>
+        </w:rPr>
+        <w:t xml:space="preserve"> ile, (b) yalnızca PCl</w:t>
+      </w:r>
+      <w:r>
+        <w:rPr>
+          <w:rFonts w:ascii="Times New Roman" w:hAnsi="Times New Roman" w:cs="Times New Roman"/>
+          <w:lang w:val="tr-TR"/>
+          <w:vertAlign w:val="subscript"/>
+        </w:rPr>
+        <w:t xml:space="preserve">3</w:t>
+      </w:r>
+      <w:r>
+        <w:rPr>
+          <w:rFonts w:ascii="Times New Roman" w:hAnsi="Times New Roman" w:cs="Times New Roman"/>
+          <w:lang w:val="tr-TR"/>
+        </w:rPr>
+        <w:t xml:space="preserve"> ve Cl</w:t>
+      </w:r>
+      <w:r>
+        <w:rPr>
+          <w:rFonts w:ascii="Times New Roman" w:hAnsi="Times New Roman" w:cs="Times New Roman"/>
+          <w:lang w:val="tr-TR"/>
+          <w:vertAlign w:val="subscript"/>
+        </w:rPr>
+        <w:t xml:space="preserve">2</w:t>
+      </w:r>
+      <w:r>
+        <w:rPr>
+          <w:rFonts w:ascii="Times New Roman" w:hAnsi="Times New Roman" w:cs="Times New Roman"/>
+          <w:lang w:val="tr-TR"/>
+        </w:rPr>
+        <w:t xml:space="preserve"> ile başlandığında</w:t>
+      </w:r>
+    </w:p>
+    <w:p>
+      <w:pPr>
+        <w:jc w:val="both"/>
+        <w:rPr>
+          <w:rFonts w:ascii="Times New Roman" w:hAnsi="Times New Roman" w:cs="Times New Roman"/>
+          <w:lang w:val="tr-TR"/>
+        </w:rPr>
+      </w:pPr>
+      <w:r>
+        <w:rPr>
+          <w:rFonts w:ascii="Times New Roman" w:hAnsi="Times New Roman" w:cs="Times New Roman"/>
+          <w:lang w:val="tr-TR"/>
+        </w:rPr>
+        <w:t xml:space="preserve">Dengede ileri ve geri tepkime hızları sıfıra inmez, yalnızca birbirine eşitlenir (Grafik A). Yani denge durumunda tepkime durmaz; ileri ve geri tepkimeler eşit hızla devam eder. Bu nedenle kimyasal dengeye dinamik denge denir. Denge durumunda renk, basınç, derişim gibi gözlenebilen (makroskobik) özellikler sabit kalır. Bir sistemin dengeye ulaşabilmesi için tepkimenin tersinir olması, sistemin kapalı olması ve sıcaklığın sabit tutulması gerekir. Dengeye, yalnızca tepkenlerden başlanarak da yalnızca ürünlerden başlanarak da ulaşılabilir. Grafik B’de aynı sıcaklıkta ve aynı hacimde 0,200 mol/L PCl</w:t>
+      </w:r>
+      <w:r>
+        <w:rPr>
+          <w:rFonts w:ascii="Times New Roman" w:hAnsi="Times New Roman" w:cs="Times New Roman"/>
+          <w:lang w:val="tr-TR"/>
+          <w:vertAlign w:val="subscript"/>
+        </w:rPr>
+        <w:t xml:space="preserve">5</w:t>
+      </w:r>
+      <w:r>
+        <w:rPr>
+          <w:rFonts w:ascii="Times New Roman" w:hAnsi="Times New Roman" w:cs="Times New Roman"/>
+          <w:lang w:val="tr-TR"/>
+        </w:rPr>
+        <w:t xml:space="preserve"> ile başlatılan sistemin ve 0,200 mol/L PCl</w:t>
+      </w:r>
+      <w:r>
+        <w:rPr>
+          <w:rFonts w:ascii="Times New Roman" w:hAnsi="Times New Roman" w:cs="Times New Roman"/>
+          <w:lang w:val="tr-TR"/>
+          <w:vertAlign w:val="subscript"/>
+        </w:rPr>
+        <w:t xml:space="preserve">3</w:t>
+      </w:r>
+      <w:r>
+        <w:rPr>
+          <w:rFonts w:ascii="Times New Roman" w:hAnsi="Times New Roman" w:cs="Times New Roman"/>
+          <w:lang w:val="tr-TR"/>
+        </w:rPr>
+        <w:t xml:space="preserve"> ile 0,200 mol/L Cl</w:t>
+      </w:r>
+      <w:r>
+        <w:rPr>
+          <w:rFonts w:ascii="Times New Roman" w:hAnsi="Times New Roman" w:cs="Times New Roman"/>
+          <w:lang w:val="tr-TR"/>
+          <w:vertAlign w:val="subscript"/>
+        </w:rPr>
+        <w:t xml:space="preserve">2</w:t>
+      </w:r>
+      <w:r>
+        <w:rPr>
+          <w:rFonts w:ascii="Times New Roman" w:hAnsi="Times New Roman" w:cs="Times New Roman"/>
+          <w:lang w:val="tr-TR"/>
+        </w:rPr>
+        <w:t xml:space="preserve"> ile başlatılan sistemin aynı denge derişimlerine ulaştığı görülmektedir.</w:t>
+      </w:r>
+    </w:p>
+    <w:p>
+      <w:pPr>
+        <w:jc w:val="both"/>
+        <w:rPr>
+          <w:rFonts w:ascii="Times New Roman" w:hAnsi="Times New Roman" w:cs="Times New Roman"/>
+          <w:lang w:val="tr-TR"/>
+        </w:rPr>
+      </w:pPr>
+      <w:r>
+        <w:rPr>
+          <w:rFonts w:ascii="Times New Roman" w:hAnsi="Times New Roman" w:cs="Times New Roman"/>
+          <w:lang w:val="tr-TR"/>
+        </w:rPr>
+        <w:t xml:space="preserve">Konunun girişindeki ağzı kapalı su şişesini yeniden düşününüz. Şişedeki su seviyesinin sabit kalması da buharlaşma ve yoğuşma gibi iki zıt yönlü değişimin eşit hızla sürmesiyle açıklanabilir.</w:t>
+      </w:r>
+      <w:r>
+        <w:rPr>
+          <w:rFonts w:ascii="Times New Roman" w:hAnsi="Times New Roman" w:cs="Times New Roman"/>
+          <w:lang w:val="tr-TR"/>
+          <w:vertAlign w:val="subscript"/>
+        </w:rPr>
+        <w:t xml:space="preserve"/>
+      </w:r>
+      <w:r>
+        <w:rPr>
+          <w:rFonts w:ascii="Times New Roman" w:hAnsi="Times New Roman" w:cs="Times New Roman"/>
+          <w:lang w:val="tr-TR"/>
+        </w:rPr>
+        <w:t xml:space="preserve"/>
+      </w:r>
+      <w:r>
+        <w:rPr>
+          <w:rFonts w:ascii="Times New Roman" w:hAnsi="Times New Roman" w:cs="Times New Roman"/>
+          <w:lang w:val="tr-TR"/>
+          <w:vertAlign w:val="subscript"/>
+        </w:rPr>
+        <w:t xml:space="preserve"/>
+      </w:r>
+      <w:r>
+        <w:rPr>
+          <w:rFonts w:ascii="Times New Roman" w:hAnsi="Times New Roman" w:cs="Times New Roman"/>
+          <w:lang w:val="tr-TR"/>
+        </w:rPr>
+        <w:t xml:space="preserve"/>
+      </w:r>
+      <w:r>
+        <w:rPr>
+          <w:rFonts w:ascii="Times New Roman" w:hAnsi="Times New Roman" w:cs="Times New Roman"/>
+          <w:lang w:val="tr-TR"/>
+          <w:vertAlign w:val="subscript"/>
+        </w:rPr>
+        <w:t xml:space="preserve"/>
+      </w:r>
+      <w:r>
+        <w:rPr>
+          <w:rFonts w:ascii="Times New Roman" w:hAnsi="Times New Roman" w:cs="Times New Roman"/>
+          <w:lang w:val="tr-TR"/>
+        </w:rPr>
+        <w:t xml:space="preserve"> Ancak şişede yeni bir madde oluşmaz; yalnızca suyun fiziksel hâli değişir. Peki dengeler, maddenin kimliğinin değişip değişmemesine göre nasıl gruplandırılabilir?</w:t>
+      </w:r>
+    </w:p>
+    <w:p>
+      <w:pPr>
+        <w:jc w:val="both"/>
+        <w:rPr>
+          <w:rFonts w:ascii="Times New Roman" w:hAnsi="Times New Roman" w:cs="Times New Roman"/>
+          <w:lang w:val="tr-TR"/>
+        </w:rPr>
+      </w:pPr>
+      <w:r>
+        <w:rPr>
           <w:rFonts w:ascii="Times New Roman" w:hAnsi="Times New Roman" w:cs="Times New Roman"/>
           <w:b/>
           <w:bCs/>
           <w:lang w:val="tr-TR"/>
         </w:rPr>
-        <w:t xml:space="preserve">Grafik B:</w:t>
-      </w:r>
-      <w:r>
-        <w:rPr>
-          <w:rFonts w:ascii="Times New Roman" w:hAnsi="Times New Roman" w:cs="Times New Roman"/>
-          <w:lang w:val="tr-TR"/>
-        </w:rPr>
-        <w:t xml:space="preserve"> N</w:t>
+        <w:t xml:space="preserve">Fiziksel denge:</w:t>
+      </w:r>
+      <w:r>
+        <w:rPr>
+          <w:rFonts w:ascii="Times New Roman" w:hAnsi="Times New Roman" w:cs="Times New Roman"/>
+          <w:lang w:val="tr-TR"/>
+        </w:rPr>
+        <w:t xml:space="preserve"> Maddenin kimliğinin değişmediği hâl değişimlerinde ve çözünme olaylarında kurulan dengelere fiziksel denge denir. Kapalı bir kaptaki suyun buharlaşma hızı ile yoğuşma hızının eşitlendiği durumda kurulan sıvı-buhar dengesi, H</w:t>
       </w:r>
       <w:r>
         <w:rPr>
@@ -2268,6 +2713,51 @@
           <w:rFonts w:ascii="Times New Roman" w:hAnsi="Times New Roman" w:cs="Times New Roman"/>
           <w:lang w:val="tr-TR"/>
         </w:rPr>
+        <w:t xml:space="preserve">O(s) ⇌ H</w:t>
+      </w:r>
+      <w:r>
+        <w:rPr>
+          <w:rFonts w:ascii="Times New Roman" w:hAnsi="Times New Roman" w:cs="Times New Roman"/>
+          <w:vertAlign w:val="subscript"/>
+          <w:lang w:val="tr-TR"/>
+        </w:rPr>
+        <w:t xml:space="preserve">2</w:t>
+      </w:r>
+      <w:r>
+        <w:rPr>
+          <w:rFonts w:ascii="Times New Roman" w:hAnsi="Times New Roman" w:cs="Times New Roman"/>
+          <w:lang w:val="tr-TR"/>
+        </w:rPr>
+        <w:t xml:space="preserve">O(g), bir fiziksel dengedir. Bu durumda buharın uyguladığı basınç denge buhar basıncıdır. Dibinde katısı bulunan doygun bir şeker çözeltisinde de çözünme ve kristallenme hızları eşittir: C</w:t>
+      </w:r>
+      <w:r>
+        <w:rPr>
+          <w:rFonts w:ascii="Times New Roman" w:hAnsi="Times New Roman" w:cs="Times New Roman"/>
+          <w:vertAlign w:val="subscript"/>
+          <w:lang w:val="tr-TR"/>
+        </w:rPr>
+        <w:t xml:space="preserve">12</w:t>
+      </w:r>
+      <w:r>
+        <w:rPr>
+          <w:rFonts w:ascii="Times New Roman" w:hAnsi="Times New Roman" w:cs="Times New Roman"/>
+          <w:lang w:val="tr-TR"/>
+        </w:rPr>
+        <w:t xml:space="preserve">H</w:t>
+      </w:r>
+      <w:r>
+        <w:rPr>
+          <w:rFonts w:ascii="Times New Roman" w:hAnsi="Times New Roman" w:cs="Times New Roman"/>
+          <w:vertAlign w:val="subscript"/>
+          <w:lang w:val="tr-TR"/>
+        </w:rPr>
+        <w:t xml:space="preserve">22</w:t>
+      </w:r>
+      <w:r>
+        <w:rPr>
+          <w:rFonts w:ascii="Times New Roman" w:hAnsi="Times New Roman" w:cs="Times New Roman"/>
+          <w:lang w:val="tr-TR"/>
+        </w:rPr>
         <w:t xml:space="preserve">O</w:t>
       </w:r>
       <w:r>
@@ -2276,14 +2766,14 @@
           <w:vertAlign w:val="subscript"/>
           <w:lang w:val="tr-TR"/>
         </w:rPr>
-        <w:t xml:space="preserve">4</w:t>
-      </w:r>
-      <w:r>
-        <w:rPr>
-          <w:rFonts w:ascii="Times New Roman" w:hAnsi="Times New Roman" w:cs="Times New Roman"/>
-          <w:lang w:val="tr-TR"/>
-        </w:rPr>
-        <w:t xml:space="preserve">(g) ⇌ 2NO</w:t>
+        <w:t xml:space="preserve">11</w:t>
+      </w:r>
+      <w:r>
+        <w:rPr>
+          <w:rFonts w:ascii="Times New Roman" w:hAnsi="Times New Roman" w:cs="Times New Roman"/>
+          <w:lang w:val="tr-TR"/>
+        </w:rPr>
+        <w:t xml:space="preserve">(k) ⇌ C</w:t>
       </w:r>
       <w:r>
         <w:rPr>
@@ -2291,14 +2781,44 @@
           <w:vertAlign w:val="subscript"/>
           <w:lang w:val="tr-TR"/>
         </w:rPr>
-        <w:t xml:space="preserve">2</w:t>
-      </w:r>
-      <w:r>
-        <w:rPr>
-          <w:rFonts w:ascii="Times New Roman" w:hAnsi="Times New Roman" w:cs="Times New Roman"/>
-          <w:lang w:val="tr-TR"/>
-        </w:rPr>
-        <w:t xml:space="preserve">(g) tepkimesinde derişimlerin zamanla değişimi</w:t>
+        <w:t xml:space="preserve">12</w:t>
+      </w:r>
+      <w:r>
+        <w:rPr>
+          <w:rFonts w:ascii="Times New Roman" w:hAnsi="Times New Roman" w:cs="Times New Roman"/>
+          <w:lang w:val="tr-TR"/>
+        </w:rPr>
+        <w:t xml:space="preserve">H</w:t>
+      </w:r>
+      <w:r>
+        <w:rPr>
+          <w:rFonts w:ascii="Times New Roman" w:hAnsi="Times New Roman" w:cs="Times New Roman"/>
+          <w:vertAlign w:val="subscript"/>
+          <w:lang w:val="tr-TR"/>
+        </w:rPr>
+        <w:t xml:space="preserve">22</w:t>
+      </w:r>
+      <w:r>
+        <w:rPr>
+          <w:rFonts w:ascii="Times New Roman" w:hAnsi="Times New Roman" w:cs="Times New Roman"/>
+          <w:lang w:val="tr-TR"/>
+        </w:rPr>
+        <w:t xml:space="preserve">O</w:t>
+      </w:r>
+      <w:r>
+        <w:rPr>
+          <w:rFonts w:ascii="Times New Roman" w:hAnsi="Times New Roman" w:cs="Times New Roman"/>
+          <w:vertAlign w:val="subscript"/>
+          <w:lang w:val="tr-TR"/>
+        </w:rPr>
+        <w:t xml:space="preserve">11</w:t>
+      </w:r>
+      <w:r>
+        <w:rPr>
+          <w:rFonts w:ascii="Times New Roman" w:hAnsi="Times New Roman" w:cs="Times New Roman"/>
+          <w:lang w:val="tr-TR"/>
+        </w:rPr>
+        <w:t xml:space="preserve">(suda)</w:t>
       </w:r>
     </w:p>
     <w:p>
@@ -2311,10 +2831,138 @@
       </w:pPr>
       <w:r>
         <w:rPr>
-          <w:rFonts w:ascii="Times New Roman" w:hAnsi="Times New Roman" w:cs="Times New Roman"/>
-          <w:lang w:val="tr-TR"/>
-        </w:rPr>
-        <w:t xml:space="preserve">Derişimlerin değişmediği durumda tepkimenin durduğu söylenebilir mi? Etkinlikte tartıştığınız bu sorunun cevabı hız-zaman grafiğinde görülür: Dengede ileri ve geri tepkime hızları sıfıra inmez, yalnızca birbirine eşitlenir. Yani denge durumunda tepkime durmaz; ileri ve geri tepkimeler eşit hızla devam eder. Bu nedenle kimyasal dengeye dinamik denge denir. Denge durumunda renk, basınç, derişim gibi gözlenebilen (makroskobik) özellikler sabit kalır. Bir sistemin dengeye ulaşabilmesi için tepkimenin tersinir olması, sistemin kapalı olması ve sıcaklığın sabit tutulması gerekir. Dengeye, yalnızca tepkenlerden başlanarak da yalnızca ürünlerden başlanarak da ulaşılabilir.</w:t>
+          <w:b/>
+          <w:rFonts w:ascii="Times New Roman" w:hAnsi="Times New Roman" w:cs="Times New Roman"/>
+          <w:lang w:val="tr-TR"/>
+        </w:rPr>
+        <w:t xml:space="preserve">Kimyasal denge:</w:t>
+      </w:r>
+      <w:r>
+        <w:rPr>
+          <w:rFonts w:ascii="Times New Roman" w:hAnsi="Times New Roman" w:cs="Times New Roman"/>
+          <w:lang w:val="tr-TR"/>
+        </w:rPr>
+        <w:t xml:space="preserve"> Tepkenlerin ve ürünlerin farklı maddeler olduğu tersinir kimyasal tepkimelerde ileri ve geri tepkime hızlarının eşitlenmesiyle kurulan dengelere kimyasal denge denir. PCl</w:t>
+      </w:r>
+      <w:r>
+        <w:rPr>
+          <w:rFonts w:ascii="Times New Roman" w:hAnsi="Times New Roman" w:cs="Times New Roman"/>
+          <w:lang w:val="tr-TR"/>
+          <w:vertAlign w:val="subscript"/>
+        </w:rPr>
+        <w:t xml:space="preserve">5</w:t>
+      </w:r>
+      <w:r>
+        <w:rPr>
+          <w:rFonts w:ascii="Times New Roman" w:hAnsi="Times New Roman" w:cs="Times New Roman"/>
+          <w:lang w:val="tr-TR"/>
+        </w:rPr>
+        <w:t xml:space="preserve">(g) ⇌ PCl</w:t>
+      </w:r>
+      <w:r>
+        <w:rPr>
+          <w:rFonts w:ascii="Times New Roman" w:hAnsi="Times New Roman" w:cs="Times New Roman"/>
+          <w:lang w:val="tr-TR"/>
+          <w:vertAlign w:val="subscript"/>
+        </w:rPr>
+        <w:t xml:space="preserve">3</w:t>
+      </w:r>
+      <w:r>
+        <w:rPr>
+          <w:rFonts w:ascii="Times New Roman" w:hAnsi="Times New Roman" w:cs="Times New Roman"/>
+          <w:lang w:val="tr-TR"/>
+        </w:rPr>
+        <w:t xml:space="preserve">(g) + Cl</w:t>
+      </w:r>
+      <w:r>
+        <w:rPr>
+          <w:rFonts w:ascii="Times New Roman" w:hAnsi="Times New Roman" w:cs="Times New Roman"/>
+          <w:lang w:val="tr-TR"/>
+          <w:vertAlign w:val="subscript"/>
+        </w:rPr>
+        <w:t xml:space="preserve">2</w:t>
+      </w:r>
+      <w:r>
+        <w:rPr>
+          <w:rFonts w:ascii="Times New Roman" w:hAnsi="Times New Roman" w:cs="Times New Roman"/>
+          <w:lang w:val="tr-TR"/>
+        </w:rPr>
+        <w:t xml:space="preserve">(g), H</w:t>
+      </w:r>
+      <w:r>
+        <w:rPr>
+          <w:rFonts w:ascii="Times New Roman" w:hAnsi="Times New Roman" w:cs="Times New Roman"/>
+          <w:lang w:val="tr-TR"/>
+          <w:vertAlign w:val="subscript"/>
+        </w:rPr>
+        <w:t xml:space="preserve">2</w:t>
+      </w:r>
+      <w:r>
+        <w:rPr>
+          <w:rFonts w:ascii="Times New Roman" w:hAnsi="Times New Roman" w:cs="Times New Roman"/>
+          <w:lang w:val="tr-TR"/>
+        </w:rPr>
+        <w:t xml:space="preserve">(g) + I</w:t>
+      </w:r>
+      <w:r>
+        <w:rPr>
+          <w:rFonts w:ascii="Times New Roman" w:hAnsi="Times New Roman" w:cs="Times New Roman"/>
+          <w:lang w:val="tr-TR"/>
+          <w:vertAlign w:val="subscript"/>
+        </w:rPr>
+        <w:t xml:space="preserve">2</w:t>
+      </w:r>
+      <w:r>
+        <w:rPr>
+          <w:rFonts w:ascii="Times New Roman" w:hAnsi="Times New Roman" w:cs="Times New Roman"/>
+          <w:lang w:val="tr-TR"/>
+        </w:rPr>
+        <w:t xml:space="preserve">(g) ⇌ 2HI(g) ve N</w:t>
+      </w:r>
+      <w:r>
+        <w:rPr>
+          <w:rFonts w:ascii="Times New Roman" w:hAnsi="Times New Roman" w:cs="Times New Roman"/>
+          <w:lang w:val="tr-TR"/>
+          <w:vertAlign w:val="subscript"/>
+        </w:rPr>
+        <w:t xml:space="preserve">2</w:t>
+      </w:r>
+      <w:r>
+        <w:rPr>
+          <w:rFonts w:ascii="Times New Roman" w:hAnsi="Times New Roman" w:cs="Times New Roman"/>
+          <w:lang w:val="tr-TR"/>
+        </w:rPr>
+        <w:t xml:space="preserve">(g) + 3H</w:t>
+      </w:r>
+      <w:r>
+        <w:rPr>
+          <w:rFonts w:ascii="Times New Roman" w:hAnsi="Times New Roman" w:cs="Times New Roman"/>
+          <w:lang w:val="tr-TR"/>
+          <w:vertAlign w:val="subscript"/>
+        </w:rPr>
+        <w:t xml:space="preserve">2</w:t>
+      </w:r>
+      <w:r>
+        <w:rPr>
+          <w:rFonts w:ascii="Times New Roman" w:hAnsi="Times New Roman" w:cs="Times New Roman"/>
+          <w:lang w:val="tr-TR"/>
+        </w:rPr>
+        <w:t xml:space="preserve">(g) ⇌ 2NH</w:t>
+      </w:r>
+      <w:r>
+        <w:rPr>
+          <w:rFonts w:ascii="Times New Roman" w:hAnsi="Times New Roman" w:cs="Times New Roman"/>
+          <w:lang w:val="tr-TR"/>
+          <w:vertAlign w:val="subscript"/>
+        </w:rPr>
+        <w:t xml:space="preserve">3</w:t>
+      </w:r>
+      <w:r>
+        <w:rPr>
+          <w:rFonts w:ascii="Times New Roman" w:hAnsi="Times New Roman" w:cs="Times New Roman"/>
+          <w:lang w:val="tr-TR"/>
+        </w:rPr>
+        <w:t xml:space="preserve">(g) tepkimelerinde kurulan dengeler kimyasal dengeye örnektir.</w:t>
       </w:r>
     </w:p>
     <w:p>
@@ -2330,52 +2978,7 @@
           <w:rFonts w:ascii="Times New Roman" w:hAnsi="Times New Roman" w:cs="Times New Roman"/>
           <w:lang w:val="tr-TR"/>
         </w:rPr>
-        <w:t xml:space="preserve">Konunun girişindeki ağzı kapalı su şişesini yeniden düşününüz. Şişedeki su seviyesinin sabit kalması, Analiz ve Keşif Atölyesi 2.2.’deki N</w:t>
-      </w:r>
-      <w:r>
-        <w:rPr>
-          <w:rFonts w:ascii="Times New Roman" w:hAnsi="Times New Roman" w:cs="Times New Roman"/>
-          <w:lang w:val="tr-TR"/>
-          <w:vertAlign w:val="subscript"/>
-        </w:rPr>
-        <w:t xml:space="preserve">2</w:t>
-      </w:r>
-      <w:r>
-        <w:rPr>
-          <w:rFonts w:ascii="Times New Roman" w:hAnsi="Times New Roman" w:cs="Times New Roman"/>
-          <w:lang w:val="tr-TR"/>
-        </w:rPr>
-        <w:t xml:space="preserve">O</w:t>
-      </w:r>
-      <w:r>
-        <w:rPr>
-          <w:rFonts w:ascii="Times New Roman" w:hAnsi="Times New Roman" w:cs="Times New Roman"/>
-          <w:lang w:val="tr-TR"/>
-          <w:vertAlign w:val="subscript"/>
-        </w:rPr>
-        <w:t xml:space="preserve">4</w:t>
-      </w:r>
-      <w:r>
-        <w:rPr>
-          <w:rFonts w:ascii="Times New Roman" w:hAnsi="Times New Roman" w:cs="Times New Roman"/>
-          <w:lang w:val="tr-TR"/>
-        </w:rPr>
-        <w:t xml:space="preserve">-NO</w:t>
-      </w:r>
-      <w:r>
-        <w:rPr>
-          <w:rFonts w:ascii="Times New Roman" w:hAnsi="Times New Roman" w:cs="Times New Roman"/>
-          <w:lang w:val="tr-TR"/>
-          <w:vertAlign w:val="subscript"/>
-        </w:rPr>
-        <w:t xml:space="preserve">2</w:t>
-      </w:r>
-      <w:r>
-        <w:rPr>
-          <w:rFonts w:ascii="Times New Roman" w:hAnsi="Times New Roman" w:cs="Times New Roman"/>
-          <w:lang w:val="tr-TR"/>
-        </w:rPr>
-        <w:t xml:space="preserve"> sisteminde olduğu gibi iki zıt yönlü değişimin eşit hızla sürmesiyle açıklanabilir. Ancak şişede yeni bir madde oluşmaz; yalnızca suyun fiziksel hâli değişir. Peki dengeler, maddenin kimliğinin değişip değişmemesine göre nasıl gruplandırılabilir?</w:t>
+        <w:t xml:space="preserve">Açık bir sistemde maddeler ve enerji çevreyle sürekli alışveriş içinde olduğundan ürünlerden biri (özellikle gaz olan) ortamdan uzaklaşabilir ve geri tepkime yeterince gerçekleşemez. Bu nedenle fiziksel ve kimyasal dengeler ancak kapalı sistemlerde kurulur.</w:t>
       </w:r>
     </w:p>
     <w:p>
@@ -2389,24 +2992,45 @@
       <w:r>
         <w:rPr>
           <w:rFonts w:ascii="Times New Roman" w:hAnsi="Times New Roman" w:cs="Times New Roman"/>
-          <w:b/>
-          <w:bCs/>
-          <w:lang w:val="tr-TR"/>
-        </w:rPr>
-        <w:t xml:space="preserve">Fiziksel denge:</w:t>
-      </w:r>
-      <w:r>
-        <w:rPr>
-          <w:rFonts w:ascii="Times New Roman" w:hAnsi="Times New Roman" w:cs="Times New Roman"/>
-          <w:lang w:val="tr-TR"/>
-        </w:rPr>
-        <w:t xml:space="preserve"> Maddenin kimliğinin değişmediği hâl değişimlerinde ve çözünme olaylarında kurulan dengelere fiziksel denge denir. Kapalı bir kaptaki suyun buharlaşma hızı ile yoğuşma hızının eşitlendiği durumda kurulan sıvı-buhar dengesi, H</w:t>
-      </w:r>
-      <w:r>
-        <w:rPr>
-          <w:rFonts w:ascii="Times New Roman" w:hAnsi="Times New Roman" w:cs="Times New Roman"/>
+          <w:lang w:val="tr-TR"/>
+        </w:rPr>
+        <w:t xml:space="preserve">Tepken saf bir katı olduğunda hız-zaman grafiği farklı bir görünüm alır. Kapalı bir kapta yalnızca CaCO</w:t>
+      </w:r>
+      <w:r>
+        <w:rPr>
+          <w:rFonts w:ascii="Times New Roman" w:hAnsi="Times New Roman" w:cs="Times New Roman"/>
+          <w:lang w:val="tr-TR"/>
           <w:vertAlign w:val="subscript"/>
-          <w:lang w:val="tr-TR"/>
+        </w:rPr>
+        <w:t xml:space="preserve">3</w:t>
+      </w:r>
+      <w:r>
+        <w:rPr>
+          <w:rFonts w:ascii="Times New Roman" w:hAnsi="Times New Roman" w:cs="Times New Roman"/>
+          <w:lang w:val="tr-TR"/>
+        </w:rPr>
+        <w:t xml:space="preserve"> katısı ısıtılarak başlatılan CaCO</w:t>
+      </w:r>
+      <w:r>
+        <w:rPr>
+          <w:rFonts w:ascii="Times New Roman" w:hAnsi="Times New Roman" w:cs="Times New Roman"/>
+          <w:lang w:val="tr-TR"/>
+          <w:vertAlign w:val="subscript"/>
+        </w:rPr>
+        <w:t xml:space="preserve">3</w:t>
+      </w:r>
+      <w:r>
+        <w:rPr>
+          <w:rFonts w:ascii="Times New Roman" w:hAnsi="Times New Roman" w:cs="Times New Roman"/>
+          <w:lang w:val="tr-TR"/>
+        </w:rPr>
+        <w:t xml:space="preserve">(k) ⇌ CaO(k) + CO</w:t>
+      </w:r>
+      <w:r>
+        <w:rPr>
+          <w:rFonts w:ascii="Times New Roman" w:hAnsi="Times New Roman" w:cs="Times New Roman"/>
+          <w:lang w:val="tr-TR"/>
+          <w:vertAlign w:val="subscript"/>
         </w:rPr>
         <w:t xml:space="preserve">2</w:t>
       </w:r>
@@ -2415,334 +3039,7 @@
           <w:rFonts w:ascii="Times New Roman" w:hAnsi="Times New Roman" w:cs="Times New Roman"/>
           <w:lang w:val="tr-TR"/>
         </w:rPr>
-        <w:t xml:space="preserve">O(s) ⇌ H</w:t>
-      </w:r>
-      <w:r>
-        <w:rPr>
-          <w:rFonts w:ascii="Times New Roman" w:hAnsi="Times New Roman" w:cs="Times New Roman"/>
-          <w:vertAlign w:val="subscript"/>
-          <w:lang w:val="tr-TR"/>
-        </w:rPr>
-        <w:t xml:space="preserve">2</w:t>
-      </w:r>
-      <w:r>
-        <w:rPr>
-          <w:rFonts w:ascii="Times New Roman" w:hAnsi="Times New Roman" w:cs="Times New Roman"/>
-          <w:lang w:val="tr-TR"/>
-        </w:rPr>
-        <w:t xml:space="preserve">O(g), bir fiziksel dengedir. Bu durumda buharın uyguladığı basınç denge buhar basıncıdır. Dibinde katısı bulunan doygun bir şeker çözeltisinde de çözünme ve kristallenme hızları eşittir: C</w:t>
-      </w:r>
-      <w:r>
-        <w:rPr>
-          <w:rFonts w:ascii="Times New Roman" w:hAnsi="Times New Roman" w:cs="Times New Roman"/>
-          <w:vertAlign w:val="subscript"/>
-          <w:lang w:val="tr-TR"/>
-        </w:rPr>
-        <w:t xml:space="preserve">12</w:t>
-      </w:r>
-      <w:r>
-        <w:rPr>
-          <w:rFonts w:ascii="Times New Roman" w:hAnsi="Times New Roman" w:cs="Times New Roman"/>
-          <w:lang w:val="tr-TR"/>
-        </w:rPr>
-        <w:t xml:space="preserve">H</w:t>
-      </w:r>
-      <w:r>
-        <w:rPr>
-          <w:rFonts w:ascii="Times New Roman" w:hAnsi="Times New Roman" w:cs="Times New Roman"/>
-          <w:vertAlign w:val="subscript"/>
-          <w:lang w:val="tr-TR"/>
-        </w:rPr>
-        <w:t xml:space="preserve">22</w:t>
-      </w:r>
-      <w:r>
-        <w:rPr>
-          <w:rFonts w:ascii="Times New Roman" w:hAnsi="Times New Roman" w:cs="Times New Roman"/>
-          <w:lang w:val="tr-TR"/>
-        </w:rPr>
-        <w:t xml:space="preserve">O</w:t>
-      </w:r>
-      <w:r>
-        <w:rPr>
-          <w:rFonts w:ascii="Times New Roman" w:hAnsi="Times New Roman" w:cs="Times New Roman"/>
-          <w:vertAlign w:val="subscript"/>
-          <w:lang w:val="tr-TR"/>
-        </w:rPr>
-        <w:t xml:space="preserve">11</w:t>
-      </w:r>
-      <w:r>
-        <w:rPr>
-          <w:rFonts w:ascii="Times New Roman" w:hAnsi="Times New Roman" w:cs="Times New Roman"/>
-          <w:lang w:val="tr-TR"/>
-        </w:rPr>
-        <w:t xml:space="preserve">(k) ⇌ C</w:t>
-      </w:r>
-      <w:r>
-        <w:rPr>
-          <w:rFonts w:ascii="Times New Roman" w:hAnsi="Times New Roman" w:cs="Times New Roman"/>
-          <w:vertAlign w:val="subscript"/>
-          <w:lang w:val="tr-TR"/>
-        </w:rPr>
-        <w:t xml:space="preserve">12</w:t>
-      </w:r>
-      <w:r>
-        <w:rPr>
-          <w:rFonts w:ascii="Times New Roman" w:hAnsi="Times New Roman" w:cs="Times New Roman"/>
-          <w:lang w:val="tr-TR"/>
-        </w:rPr>
-        <w:t xml:space="preserve">H</w:t>
-      </w:r>
-      <w:r>
-        <w:rPr>
-          <w:rFonts w:ascii="Times New Roman" w:hAnsi="Times New Roman" w:cs="Times New Roman"/>
-          <w:vertAlign w:val="subscript"/>
-          <w:lang w:val="tr-TR"/>
-        </w:rPr>
-        <w:t xml:space="preserve">22</w:t>
-      </w:r>
-      <w:r>
-        <w:rPr>
-          <w:rFonts w:ascii="Times New Roman" w:hAnsi="Times New Roman" w:cs="Times New Roman"/>
-          <w:lang w:val="tr-TR"/>
-        </w:rPr>
-        <w:t xml:space="preserve">O</w:t>
-      </w:r>
-      <w:r>
-        <w:rPr>
-          <w:rFonts w:ascii="Times New Roman" w:hAnsi="Times New Roman" w:cs="Times New Roman"/>
-          <w:vertAlign w:val="subscript"/>
-          <w:lang w:val="tr-TR"/>
-        </w:rPr>
-        <w:t xml:space="preserve">11</w:t>
-      </w:r>
-      <w:r>
-        <w:rPr>
-          <w:rFonts w:ascii="Times New Roman" w:hAnsi="Times New Roman" w:cs="Times New Roman"/>
-          <w:lang w:val="tr-TR"/>
-        </w:rPr>
-        <w:t xml:space="preserve">(suda)</w:t>
-      </w:r>
-    </w:p>
-    <w:p>
-      <w:pPr>
-        <w:jc w:val="both"/>
-        <w:rPr>
-          <w:rFonts w:ascii="Times New Roman" w:hAnsi="Times New Roman" w:cs="Times New Roman"/>
-          <w:lang w:val="tr-TR"/>
-        </w:rPr>
-      </w:pPr>
-      <w:r>
-        <w:rPr>
-          <w:rFonts w:ascii="Times New Roman" w:hAnsi="Times New Roman" w:cs="Times New Roman"/>
-          <w:b/>
-          <w:bCs/>
-          <w:lang w:val="tr-TR"/>
-        </w:rPr>
-        <w:t xml:space="preserve">Kimyasal denge:</w:t>
-      </w:r>
-      <w:r>
-        <w:rPr>
-          <w:rFonts w:ascii="Times New Roman" w:hAnsi="Times New Roman" w:cs="Times New Roman"/>
-          <w:lang w:val="tr-TR"/>
-        </w:rPr>
-        <w:t xml:space="preserve"> Tepkenlerin ve ürünlerin farklı maddeler olduğu tersinir kimyasal tepkimelerde kurulan dengelere kimyasal denge denir. N</w:t>
-      </w:r>
-      <w:r>
-        <w:rPr>
-          <w:rFonts w:ascii="Times New Roman" w:hAnsi="Times New Roman" w:cs="Times New Roman"/>
-          <w:vertAlign w:val="subscript"/>
-          <w:lang w:val="tr-TR"/>
-        </w:rPr>
-        <w:t xml:space="preserve">2</w:t>
-      </w:r>
-      <w:r>
-        <w:rPr>
-          <w:rFonts w:ascii="Times New Roman" w:hAnsi="Times New Roman" w:cs="Times New Roman"/>
-          <w:lang w:val="tr-TR"/>
-        </w:rPr>
-        <w:t xml:space="preserve">O</w:t>
-      </w:r>
-      <w:r>
-        <w:rPr>
-          <w:rFonts w:ascii="Times New Roman" w:hAnsi="Times New Roman" w:cs="Times New Roman"/>
-          <w:vertAlign w:val="subscript"/>
-          <w:lang w:val="tr-TR"/>
-        </w:rPr>
-        <w:t xml:space="preserve">4</w:t>
-      </w:r>
-      <w:r>
-        <w:rPr>
-          <w:rFonts w:ascii="Times New Roman" w:hAnsi="Times New Roman" w:cs="Times New Roman"/>
-          <w:lang w:val="tr-TR"/>
-        </w:rPr>
-        <w:t xml:space="preserve">(g) ⇌ 2NO</w:t>
-      </w:r>
-      <w:r>
-        <w:rPr>
-          <w:rFonts w:ascii="Times New Roman" w:hAnsi="Times New Roman" w:cs="Times New Roman"/>
-          <w:vertAlign w:val="subscript"/>
-          <w:lang w:val="tr-TR"/>
-        </w:rPr>
-        <w:t xml:space="preserve">2</w:t>
-      </w:r>
-      <w:r>
-        <w:rPr>
-          <w:rFonts w:ascii="Times New Roman" w:hAnsi="Times New Roman" w:cs="Times New Roman"/>
-          <w:lang w:val="tr-TR"/>
-        </w:rPr>
-        <w:t xml:space="preserve">(g), H</w:t>
-      </w:r>
-      <w:r>
-        <w:rPr>
-          <w:rFonts w:ascii="Times New Roman" w:hAnsi="Times New Roman" w:cs="Times New Roman"/>
-          <w:vertAlign w:val="subscript"/>
-          <w:lang w:val="tr-TR"/>
-        </w:rPr>
-        <w:t xml:space="preserve">2</w:t>
-      </w:r>
-      <w:r>
-        <w:rPr>
-          <w:rFonts w:ascii="Times New Roman" w:hAnsi="Times New Roman" w:cs="Times New Roman"/>
-          <w:lang w:val="tr-TR"/>
-        </w:rPr>
-        <w:t xml:space="preserve">(g) + I</w:t>
-      </w:r>
-      <w:r>
-        <w:rPr>
-          <w:rFonts w:ascii="Times New Roman" w:hAnsi="Times New Roman" w:cs="Times New Roman"/>
-          <w:vertAlign w:val="subscript"/>
-          <w:lang w:val="tr-TR"/>
-        </w:rPr>
-        <w:t xml:space="preserve">2</w:t>
-      </w:r>
-      <w:r>
-        <w:rPr>
-          <w:rFonts w:ascii="Times New Roman" w:hAnsi="Times New Roman" w:cs="Times New Roman"/>
-          <w:lang w:val="tr-TR"/>
-        </w:rPr>
-        <w:t xml:space="preserve">(g) ⇌ 2HI(g) ve N</w:t>
-      </w:r>
-      <w:r>
-        <w:rPr>
-          <w:rFonts w:ascii="Times New Roman" w:hAnsi="Times New Roman" w:cs="Times New Roman"/>
-          <w:vertAlign w:val="subscript"/>
-          <w:lang w:val="tr-TR"/>
-        </w:rPr>
-        <w:t xml:space="preserve">2</w:t>
-      </w:r>
-      <w:r>
-        <w:rPr>
-          <w:rFonts w:ascii="Times New Roman" w:hAnsi="Times New Roman" w:cs="Times New Roman"/>
-          <w:lang w:val="tr-TR"/>
-        </w:rPr>
-        <w:t xml:space="preserve">(g) + 3H</w:t>
-      </w:r>
-      <w:r>
-        <w:rPr>
-          <w:rFonts w:ascii="Times New Roman" w:hAnsi="Times New Roman" w:cs="Times New Roman"/>
-          <w:vertAlign w:val="subscript"/>
-          <w:lang w:val="tr-TR"/>
-        </w:rPr>
-        <w:t xml:space="preserve">2</w:t>
-      </w:r>
-      <w:r>
-        <w:rPr>
-          <w:rFonts w:ascii="Times New Roman" w:hAnsi="Times New Roman" w:cs="Times New Roman"/>
-          <w:lang w:val="tr-TR"/>
-        </w:rPr>
-        <w:t xml:space="preserve">(g) ⇌ 2NH</w:t>
-      </w:r>
-      <w:r>
-        <w:rPr>
-          <w:rFonts w:ascii="Times New Roman" w:hAnsi="Times New Roman" w:cs="Times New Roman"/>
-          <w:vertAlign w:val="subscript"/>
-          <w:lang w:val="tr-TR"/>
-        </w:rPr>
-        <w:t xml:space="preserve">3</w:t>
-      </w:r>
-      <w:r>
-        <w:rPr>
-          <w:rFonts w:ascii="Times New Roman" w:hAnsi="Times New Roman" w:cs="Times New Roman"/>
-          <w:lang w:val="tr-TR"/>
-        </w:rPr>
-        <w:t xml:space="preserve">(g) tepkimelerinde kurulan dengeler kimyasal dengeye örnektir.</w:t>
-      </w:r>
-    </w:p>
-    <w:p>
-      <w:pPr>
-        <w:jc w:val="both"/>
-        <w:rPr>
-          <w:rFonts w:ascii="Times New Roman" w:hAnsi="Times New Roman" w:cs="Times New Roman"/>
-          <w:lang w:val="tr-TR"/>
-        </w:rPr>
-      </w:pPr>
-      <w:r>
-        <w:rPr>
-          <w:rFonts w:ascii="Times New Roman" w:hAnsi="Times New Roman" w:cs="Times New Roman"/>
-          <w:lang w:val="tr-TR"/>
-        </w:rPr>
-        <w:t xml:space="preserve">Açık bir sistemde maddeler ve enerji çevreyle sürekli alışveriş içinde olduğundan ürünlerden biri (özellikle gaz olan) ortamdan uzaklaşabilir ve geri tepkime yeterince gerçekleşemez. Bu nedenle fiziksel ve kimyasal dengeler ancak kapalı sistemlerde kurulur. Kapalı sistemde denge kurulduğunda sıcaklık, basınç ve derişimler sabit kalır.</w:t>
-      </w:r>
-    </w:p>
-    <w:p>
-      <w:pPr>
-        <w:jc w:val="both"/>
-        <w:rPr>
-          <w:rFonts w:ascii="Times New Roman" w:hAnsi="Times New Roman" w:cs="Times New Roman"/>
-          <w:lang w:val="tr-TR"/>
-        </w:rPr>
-      </w:pPr>
-      <w:r>
-        <w:rPr>
-          <w:rFonts w:ascii="Times New Roman" w:hAnsi="Times New Roman" w:cs="Times New Roman"/>
-          <w:lang w:val="tr-TR"/>
-        </w:rPr>
-        <w:t xml:space="preserve">Peki tepkenlerden biri saf katı olsaydı hız-zaman grafiği Analiz ve Keşif Atölyesi 2.2.’de çizdiğiniz grafikle aynı mı olurdu? Kapalı bir kapta yalnızca CaCO</w:t>
-      </w:r>
-      <w:r>
-        <w:rPr>
-          <w:rFonts w:ascii="Times New Roman" w:hAnsi="Times New Roman" w:cs="Times New Roman"/>
-          <w:lang w:val="tr-TR"/>
-          <w:vertAlign w:val="subscript"/>
-        </w:rPr>
-        <w:t xml:space="preserve">3</w:t>
-      </w:r>
-      <w:r>
-        <w:rPr>
-          <w:rFonts w:ascii="Times New Roman" w:hAnsi="Times New Roman" w:cs="Times New Roman"/>
-          <w:lang w:val="tr-TR"/>
-        </w:rPr>
-        <w:t xml:space="preserve"> katısı ısıtılarak başlatılan CaCO</w:t>
-      </w:r>
-      <w:r>
-        <w:rPr>
-          <w:rFonts w:ascii="Times New Roman" w:hAnsi="Times New Roman" w:cs="Times New Roman"/>
-          <w:lang w:val="tr-TR"/>
-          <w:vertAlign w:val="subscript"/>
-        </w:rPr>
-        <w:t xml:space="preserve">3</w:t>
-      </w:r>
-      <w:r>
-        <w:rPr>
-          <w:rFonts w:ascii="Times New Roman" w:hAnsi="Times New Roman" w:cs="Times New Roman"/>
-          <w:lang w:val="tr-TR"/>
-        </w:rPr>
-        <w:t xml:space="preserve">(k) ⇌ CaO(k) + CO</w:t>
-      </w:r>
-      <w:r>
-        <w:rPr>
-          <w:rFonts w:ascii="Times New Roman" w:hAnsi="Times New Roman" w:cs="Times New Roman"/>
-          <w:lang w:val="tr-TR"/>
-          <w:vertAlign w:val="subscript"/>
-        </w:rPr>
-        <w:t xml:space="preserve">2</w:t>
-      </w:r>
-      <w:r>
-        <w:rPr>
-          <w:rFonts w:ascii="Times New Roman" w:hAnsi="Times New Roman" w:cs="Times New Roman"/>
-          <w:lang w:val="tr-TR"/>
-        </w:rPr>
-        <w:t xml:space="preserve">(g) tepkimesinde katının derişimi (birim hacmindeki madde miktarı) katı harcandıkça değişmez. Bu nedenle sıcaklık sabitken ileri tepkime hızı başlangıçtan itibaren sabit kalır. Başlangıçta kapta CO</w:t>
+        <w:t xml:space="preserve">(g) tepkimesinde katının derişimi (birim hacmindeki madde miktarı), sıcaklık sabit kaldığı sürece katı harcandıkça değişmez. Bu nedenle sıcaklık sabitken ileri tepkime hızı başlangıçtan itibaren sabit kalır. Başlangıçta kapta CO</w:t>
       </w:r>
       <w:r>
         <w:rPr>

--- a/Kim11-2-2-Denge-Sureci.docx
+++ b/Kim11-2-2-Denge-Sureci.docx
@@ -36,7 +36,7 @@
           <w:rFonts w:ascii="Times New Roman" w:hAnsi="Times New Roman" w:cs="Times New Roman"/>
           <w:lang w:val="tr-TR"/>
         </w:rPr>
-        <w:t xml:space="preserve">Ağzı kapalı bir su şişesini güneşli bir yerde bıraktığınızda şişenin iç yüzeyinde su damlacıkları oluştuğunu görürsünüz (Görsel A). Bir süre sonra damlacıkların ve şişedeki su seviyesinin artık değişmediğini fark edersiniz. Bu durumda buharlaşma durmuş mudur? Yoksa su molekülleri buharlaşmaya devam ederken aynı anda yoğuşuyor mu? Önceki konuda bazı tepkimelerin ileri ve geri yönde gerçekleşebildiğini öğrendiniz. Kapalı bir kapta tersinir bir tepkime başladığında tepkenler ve ürünler zamanla nasıl değişir? Bir etkinlik yaparak keşfediniz. Analiz ve Keşif Atölyesi 2.2.’de bilimsel gözleme dayalı tahminde bulunacaksınız: Tanecik gösterimlerini ve derişim verilerini inceleyerek denge sürecine ilişkin önermeler oluşturacak, gözleme dayanan ve dayanmayan önermelerinizi ayırt edecek, ileri ve geri tepkime hızlarının nasıl değişeceğini tahmin ederek bu tahminleri çizdiğiniz grafikle sınayacaksınız. Önermelerinizi paylaşırken arkadaşlarınızı dikkatle dinlemeniz dostluk değerini, verilerle sabırla çalışmanız ise çalışkanlık değerini destekleyecektir.</w:t>
+        <w:t xml:space="preserve">Ağzı kapalı bir su şişesini güneşli bir yerde bıraktığınızda şişenin iç yüzeyinde su damlacıkları oluştuğunu görürsünüz (Görsel A). Bir süre sonra damlacıkların ve şişedeki su seviyesinin artık değişmediğini fark edersiniz. Bu durumda buharlaşma durmuş mudur? Yoksa su molekülleri buharlaşmaya devam ederken aynı anda yoğuşuyor mu? Önceki konuda bazı tepkimelerin ileri ve geri yönde gerçekleşebildiğini öğrendiniz. Kapalı bir kapta tersinir bir tepkime başladığında tepkenler ve ürünler zamanla nasıl değişir? Bu sorunun cevabını bir etkinlik yaparak keşfediniz. Analiz ve Keşif Atölyesi 2.2.’de bilimsel gözleme dayalı tahminde bulunacaksınız: Tanecik gösterimlerini ve derişim verilerini inceleyerek denge sürecine ilişkin önermeler oluşturacak, gözleme dayanan ve dayanmayan önermelerinizi ayırt edecek, ileri ve geri tepkime hızlarının nasıl değişeceğini tahmin ederek bu tahminleri çizdiğiniz grafikle sınayacaksınız. Önermelerinizi paylaşırken arkadaşlarınızı dikkatle dinlemeniz dostluk değerini, verilerle sabırla çalışmanız ise çalışkanlık değerini destekleyecektir.</w:t>
       </w:r>
     </w:p>
     <w:tbl>

--- a/Kim11-2-2-Denge-Sureci.docx
+++ b/Kim11-2-2-Denge-Sureci.docx
@@ -4231,7 +4231,7 @@
           <w:rFonts w:ascii="Times New Roman" w:hAnsi="Times New Roman" w:cs="Times New Roman"/>
           <w:lang w:val="tr-TR"/>
         </w:rPr>
-        <w:t xml:space="preserve">Denge sürecinde ileri ve geri tepkime hızlarının değişimini gösteren animasyona ulaşmak için karekodu okutunuz.</w:t>
+        <w:t xml:space="preserve">Denge sürecinde ileri ve geri tepkime hızlarının değişimini inceleyip hız-zaman grafiğini çizebileceğiniz etkileşimli içeriğe ulaşmak için karekodu okutunuz.</w:t>
       </w:r>
     </w:p>
     <w:p>
@@ -4302,7 +4302,7 @@
                               <w:rPr>
                                 <w:lang w:val="tr-TR"/>
                               </w:rPr>
-                              <w:t>Karekod alanı: Animasyon (Kim11.2.2)</w:t>
+                              <w:t>Karekod alanı: Etkileşimli içerik (Kim11.2.2)</w:t>
                             </w:r>
                           </w:p>
                         </w:txbxContent>
@@ -4341,7 +4341,7 @@
                         <w:rPr>
                           <w:lang w:val="tr-TR"/>
                         </w:rPr>
-                        <w:t>Karekod alanı: Animasyon (Kim11.2.2)</w:t>
+                        <w:t>Karekod alanı: Etkileşimli içerik (Kim11.2.2)</w:t>
                       </w:r>
                     </w:p>
                   </w:txbxContent>
